--- a/blog-module/blog-entries/20260317W/spq.docx
+++ b/blog-module/blog-entries/20260317W/spq.docx
@@ -12,7 +12,7 @@
         <w:rPr>
           <w:lang w:val="de-DE"/>
         </w:rPr>
-        <w:t>Random</w:t>
+        <w:t>Historical</w:t>
       </w:r>
       <w:r>
         <w:rPr>
@@ -20,14 +20,12 @@
         </w:rPr>
         <w:t xml:space="preserve"> </w:t>
       </w:r>
-      <w:proofErr w:type="spellStart"/>
       <w:r>
         <w:rPr>
           <w:lang w:val="de-DE"/>
         </w:rPr>
-        <w:t>Misc</w:t>
-      </w:r>
-      <w:proofErr w:type="spellEnd"/>
+        <w:t>Drivers</w:t>
+      </w:r>
     </w:p>
     <w:p>
       <w:pPr>
@@ -97,361 +95,97 @@
           <w:lang w:val="el-GR" w:eastAsia="el-GR"/>
           <w14:ligatures w14:val="none"/>
         </w:rPr>
-        <w:t xml:space="preserve">Η </w:t>
-      </w:r>
-      <w:proofErr w:type="spellStart"/>
-      <w:r>
-        <w:rPr>
-          <w:rFonts w:ascii="Aptos" w:eastAsia="Times New Roman" w:hAnsi="Aptos" w:cs="Times New Roman"/>
-          <w:color w:val="000000"/>
-          <w:kern w:val="0"/>
-          <w:lang w:val="el-GR" w:eastAsia="el-GR"/>
-          <w14:ligatures w14:val="none"/>
-        </w:rPr>
-        <w:t>Formula</w:t>
-      </w:r>
-      <w:proofErr w:type="spellEnd"/>
-      <w:r>
-        <w:rPr>
-          <w:rFonts w:ascii="Aptos" w:eastAsia="Times New Roman" w:hAnsi="Aptos" w:cs="Times New Roman"/>
-          <w:color w:val="000000"/>
-          <w:kern w:val="0"/>
-          <w:lang w:val="el-GR" w:eastAsia="el-GR"/>
-          <w14:ligatures w14:val="none"/>
-        </w:rPr>
-        <w:t xml:space="preserve"> 1 είναι συνήθως παιχνίδι εμπειρίας, αλλά κάποιοι  οδηγοί απέδειξαν ότι το ταλέντο μπορεί να γράψει ιστορία από πολύ νωρίς.</w:t>
-      </w:r>
-    </w:p>
-    <w:p>
-      <w:pPr>
-        <w:spacing w:after="0" w:line="240" w:lineRule="auto"/>
-        <w:rPr>
-          <w:rFonts w:ascii="Aptos" w:eastAsia="Times New Roman" w:hAnsi="Aptos" w:cs="Times New Roman"/>
-          <w:color w:val="000000"/>
-          <w:kern w:val="0"/>
-          <w:lang w:val="el-GR" w:eastAsia="el-GR"/>
-          <w14:ligatures w14:val="none"/>
-        </w:rPr>
-      </w:pPr>
-    </w:p>
-    <w:p>
-      <w:pPr>
-        <w:spacing w:after="0" w:line="240" w:lineRule="auto"/>
-        <w:rPr>
-          <w:rFonts w:ascii="Aptos" w:eastAsia="Times New Roman" w:hAnsi="Aptos" w:cs="Times New Roman"/>
-          <w:color w:val="000000"/>
-          <w:kern w:val="0"/>
-          <w:lang w:val="el-GR" w:eastAsia="el-GR"/>
-          <w14:ligatures w14:val="none"/>
-        </w:rPr>
-      </w:pPr>
-      <w:r>
-        <w:rPr>
-          <w:rFonts w:ascii="Aptos" w:eastAsia="Times New Roman" w:hAnsi="Aptos" w:cs="Times New Roman"/>
-          <w:color w:val="000000"/>
-          <w:kern w:val="0"/>
-          <w:lang w:val="el-GR" w:eastAsia="el-GR"/>
-          <w14:ligatures w14:val="none"/>
-        </w:rPr>
-        <w:t xml:space="preserve">Ξεκινάμε με τον </w:t>
-      </w:r>
-      <w:proofErr w:type="spellStart"/>
-      <w:r>
-        <w:rPr>
-          <w:rFonts w:ascii="Aptos" w:eastAsia="Times New Roman" w:hAnsi="Aptos" w:cs="Times New Roman"/>
-          <w:color w:val="000000"/>
-          <w:kern w:val="0"/>
-          <w:lang w:val="el-GR" w:eastAsia="el-GR"/>
-          <w14:ligatures w14:val="none"/>
-        </w:rPr>
-        <w:t>Max</w:t>
-      </w:r>
-      <w:proofErr w:type="spellEnd"/>
-      <w:r>
-        <w:rPr>
-          <w:rFonts w:ascii="Aptos" w:eastAsia="Times New Roman" w:hAnsi="Aptos" w:cs="Times New Roman"/>
-          <w:color w:val="000000"/>
-          <w:kern w:val="0"/>
-          <w:lang w:val="el-GR" w:eastAsia="el-GR"/>
-          <w14:ligatures w14:val="none"/>
-        </w:rPr>
-        <w:t xml:space="preserve"> </w:t>
-      </w:r>
-      <w:proofErr w:type="spellStart"/>
-      <w:r>
-        <w:rPr>
-          <w:rFonts w:ascii="Aptos" w:eastAsia="Times New Roman" w:hAnsi="Aptos" w:cs="Times New Roman"/>
-          <w:color w:val="000000"/>
-          <w:kern w:val="0"/>
-          <w:lang w:val="el-GR" w:eastAsia="el-GR"/>
-          <w14:ligatures w14:val="none"/>
-        </w:rPr>
-        <w:t>Verstappen</w:t>
-      </w:r>
-      <w:proofErr w:type="spellEnd"/>
-      <w:r>
-        <w:rPr>
-          <w:rFonts w:ascii="Aptos" w:eastAsia="Times New Roman" w:hAnsi="Aptos" w:cs="Times New Roman"/>
-          <w:color w:val="000000"/>
-          <w:kern w:val="0"/>
-          <w:lang w:val="el-GR" w:eastAsia="el-GR"/>
-          <w14:ligatures w14:val="none"/>
-        </w:rPr>
-        <w:t xml:space="preserve"> όπου μίλησε στην Ισπανία  το 2016 στα 18 του εκμεταλλεύτηκε άψογα το φιλάκι μεταξύ </w:t>
-      </w:r>
-      <w:proofErr w:type="spellStart"/>
-      <w:r>
-        <w:rPr>
-          <w:rFonts w:ascii="Aptos" w:eastAsia="Times New Roman" w:hAnsi="Aptos" w:cs="Times New Roman"/>
-          <w:color w:val="000000"/>
-          <w:kern w:val="0"/>
-          <w:lang w:val="el-GR" w:eastAsia="el-GR"/>
-          <w14:ligatures w14:val="none"/>
-        </w:rPr>
-        <w:t>Ρόσμπεργκ-Χαμιλτον</w:t>
-      </w:r>
-      <w:proofErr w:type="spellEnd"/>
-      <w:r>
-        <w:rPr>
-          <w:rFonts w:ascii="Aptos" w:eastAsia="Times New Roman" w:hAnsi="Aptos" w:cs="Times New Roman"/>
-          <w:color w:val="000000"/>
-          <w:kern w:val="0"/>
-          <w:lang w:val="el-GR" w:eastAsia="el-GR"/>
-          <w14:ligatures w14:val="none"/>
-        </w:rPr>
-        <w:t xml:space="preserve"> κράτησε πίσω τον </w:t>
-      </w:r>
-      <w:proofErr w:type="spellStart"/>
-      <w:r>
-        <w:rPr>
-          <w:rFonts w:ascii="Aptos" w:eastAsia="Times New Roman" w:hAnsi="Aptos" w:cs="Times New Roman"/>
-          <w:color w:val="000000"/>
-          <w:kern w:val="0"/>
-          <w:lang w:val="el-GR" w:eastAsia="el-GR"/>
-          <w14:ligatures w14:val="none"/>
-        </w:rPr>
-        <w:t>Ραϊκόνεν</w:t>
-      </w:r>
-      <w:proofErr w:type="spellEnd"/>
-      <w:r>
-        <w:rPr>
-          <w:rFonts w:ascii="Aptos" w:eastAsia="Times New Roman" w:hAnsi="Aptos" w:cs="Times New Roman"/>
-          <w:color w:val="000000"/>
-          <w:kern w:val="0"/>
-          <w:lang w:val="el-GR" w:eastAsia="el-GR"/>
-          <w14:ligatures w14:val="none"/>
-        </w:rPr>
-        <w:t xml:space="preserve"> και έτσι έγινε ο νεότερος νικητής όλων των εποχών —και μάλιστα στο ντεμπούτο του με τη Red </w:t>
-      </w:r>
-      <w:proofErr w:type="spellStart"/>
-      <w:r>
-        <w:rPr>
-          <w:rFonts w:ascii="Aptos" w:eastAsia="Times New Roman" w:hAnsi="Aptos" w:cs="Times New Roman"/>
-          <w:color w:val="000000"/>
-          <w:kern w:val="0"/>
-          <w:lang w:val="el-GR" w:eastAsia="el-GR"/>
-          <w14:ligatures w14:val="none"/>
-        </w:rPr>
-        <w:t>Bull</w:t>
-      </w:r>
-      <w:proofErr w:type="spellEnd"/>
-      <w:r>
-        <w:rPr>
-          <w:rFonts w:ascii="Aptos" w:eastAsia="Times New Roman" w:hAnsi="Aptos" w:cs="Times New Roman"/>
-          <w:color w:val="000000"/>
-          <w:kern w:val="0"/>
-          <w:lang w:val="el-GR" w:eastAsia="el-GR"/>
-          <w14:ligatures w14:val="none"/>
-        </w:rPr>
-        <w:t>.</w:t>
-      </w:r>
-    </w:p>
-    <w:p>
-      <w:pPr>
-        <w:spacing w:after="0" w:line="240" w:lineRule="auto"/>
-        <w:rPr>
-          <w:rFonts w:ascii="Aptos" w:eastAsia="Times New Roman" w:hAnsi="Aptos" w:cs="Times New Roman"/>
-          <w:color w:val="000000"/>
-          <w:kern w:val="0"/>
-          <w:lang w:val="el-GR" w:eastAsia="el-GR"/>
-          <w14:ligatures w14:val="none"/>
-        </w:rPr>
-      </w:pPr>
-      <w:r>
-        <w:rPr>
-          <w:rFonts w:ascii="Aptos" w:eastAsia="Times New Roman" w:hAnsi="Aptos" w:cs="Times New Roman"/>
-          <w:color w:val="000000"/>
-          <w:kern w:val="0"/>
-          <w:lang w:val="el-GR" w:eastAsia="el-GR"/>
-          <w14:ligatures w14:val="none"/>
-        </w:rPr>
-        <w:t xml:space="preserve">Φυσικά ο </w:t>
-      </w:r>
-      <w:proofErr w:type="spellStart"/>
-      <w:r>
-        <w:rPr>
-          <w:rFonts w:ascii="Aptos" w:eastAsia="Times New Roman" w:hAnsi="Aptos" w:cs="Times New Roman"/>
-          <w:color w:val="000000"/>
-          <w:kern w:val="0"/>
-          <w:lang w:val="el-GR" w:eastAsia="el-GR"/>
-          <w14:ligatures w14:val="none"/>
-        </w:rPr>
-        <w:t>Max</w:t>
-      </w:r>
-      <w:proofErr w:type="spellEnd"/>
-      <w:r>
-        <w:rPr>
-          <w:rFonts w:ascii="Aptos" w:eastAsia="Times New Roman" w:hAnsi="Aptos" w:cs="Times New Roman"/>
-          <w:color w:val="000000"/>
-          <w:kern w:val="0"/>
-          <w:lang w:val="el-GR" w:eastAsia="el-GR"/>
-          <w14:ligatures w14:val="none"/>
-        </w:rPr>
-        <w:t xml:space="preserve"> είναι 4 φορές πρωταθλητής και κυρίαρχη δύναμη της σύγχρονης F1.</w:t>
-      </w:r>
-    </w:p>
-    <w:p>
-      <w:pPr>
-        <w:spacing w:after="0" w:line="240" w:lineRule="auto"/>
-        <w:rPr>
-          <w:rFonts w:ascii="Aptos" w:eastAsia="Times New Roman" w:hAnsi="Aptos" w:cs="Times New Roman"/>
-          <w:color w:val="000000"/>
-          <w:kern w:val="0"/>
-          <w:lang w:val="el-GR" w:eastAsia="el-GR"/>
-          <w14:ligatures w14:val="none"/>
-        </w:rPr>
-      </w:pPr>
-    </w:p>
-    <w:p>
-      <w:pPr>
-        <w:spacing w:after="0" w:line="240" w:lineRule="auto"/>
-        <w:rPr>
-          <w:rFonts w:ascii="Aptos" w:eastAsia="Times New Roman" w:hAnsi="Aptos" w:cs="Times New Roman"/>
-          <w:color w:val="000000"/>
-          <w:kern w:val="0"/>
-          <w:lang w:val="el-GR" w:eastAsia="el-GR"/>
-          <w14:ligatures w14:val="none"/>
-        </w:rPr>
-      </w:pPr>
-      <w:r>
-        <w:rPr>
-          <w:rFonts w:ascii="Aptos" w:eastAsia="Times New Roman" w:hAnsi="Aptos" w:cs="Times New Roman"/>
-          <w:color w:val="000000"/>
-          <w:kern w:val="0"/>
-          <w:lang w:val="el-GR" w:eastAsia="el-GR"/>
-          <w14:ligatures w14:val="none"/>
-        </w:rPr>
-        <w:t xml:space="preserve">Ο  </w:t>
-      </w:r>
-      <w:proofErr w:type="spellStart"/>
-      <w:r>
-        <w:rPr>
-          <w:rFonts w:ascii="Aptos" w:eastAsia="Times New Roman" w:hAnsi="Aptos" w:cs="Times New Roman"/>
-          <w:color w:val="000000"/>
-          <w:kern w:val="0"/>
-          <w:lang w:val="el-GR" w:eastAsia="el-GR"/>
-          <w14:ligatures w14:val="none"/>
-        </w:rPr>
-        <w:t>Kimi</w:t>
-      </w:r>
-      <w:proofErr w:type="spellEnd"/>
-      <w:r>
-        <w:rPr>
-          <w:rFonts w:ascii="Aptos" w:eastAsia="Times New Roman" w:hAnsi="Aptos" w:cs="Times New Roman"/>
-          <w:color w:val="000000"/>
-          <w:kern w:val="0"/>
-          <w:lang w:val="el-GR" w:eastAsia="el-GR"/>
-          <w14:ligatures w14:val="none"/>
-        </w:rPr>
-        <w:t xml:space="preserve"> </w:t>
-      </w:r>
-      <w:proofErr w:type="spellStart"/>
-      <w:r>
-        <w:rPr>
-          <w:rFonts w:ascii="Aptos" w:eastAsia="Times New Roman" w:hAnsi="Aptos" w:cs="Times New Roman"/>
-          <w:color w:val="000000"/>
-          <w:kern w:val="0"/>
-          <w:lang w:val="el-GR" w:eastAsia="el-GR"/>
-          <w14:ligatures w14:val="none"/>
-        </w:rPr>
-        <w:t>Antonelli</w:t>
-      </w:r>
-      <w:proofErr w:type="spellEnd"/>
-      <w:r>
-        <w:rPr>
-          <w:rFonts w:ascii="Aptos" w:eastAsia="Times New Roman" w:hAnsi="Aptos" w:cs="Times New Roman"/>
-          <w:color w:val="000000"/>
-          <w:kern w:val="0"/>
-          <w:lang w:val="el-GR" w:eastAsia="el-GR"/>
-          <w14:ligatures w14:val="none"/>
-        </w:rPr>
-        <w:t xml:space="preserve"> </w:t>
-      </w:r>
-      <w:proofErr w:type="spellStart"/>
-      <w:r>
-        <w:rPr>
-          <w:rFonts w:ascii="Aptos" w:eastAsia="Times New Roman" w:hAnsi="Aptos" w:cs="Times New Roman"/>
-          <w:color w:val="000000"/>
-          <w:kern w:val="0"/>
-          <w:lang w:val="el-GR" w:eastAsia="el-GR"/>
-          <w14:ligatures w14:val="none"/>
-        </w:rPr>
-        <w:t>κερδισε</w:t>
-      </w:r>
-      <w:proofErr w:type="spellEnd"/>
-      <w:r>
-        <w:rPr>
-          <w:rFonts w:ascii="Aptos" w:eastAsia="Times New Roman" w:hAnsi="Aptos" w:cs="Times New Roman"/>
-          <w:color w:val="000000"/>
-          <w:kern w:val="0"/>
-          <w:lang w:val="el-GR" w:eastAsia="el-GR"/>
-          <w14:ligatures w14:val="none"/>
-        </w:rPr>
-        <w:t xml:space="preserve"> πριν 2 μέρες στην Κίνα  </w:t>
-      </w:r>
-      <w:proofErr w:type="spellStart"/>
-      <w:r>
-        <w:rPr>
-          <w:rFonts w:ascii="Aptos" w:eastAsia="Times New Roman" w:hAnsi="Aptos" w:cs="Times New Roman"/>
-          <w:color w:val="000000"/>
-          <w:kern w:val="0"/>
-          <w:lang w:val="el-GR" w:eastAsia="el-GR"/>
-          <w14:ligatures w14:val="none"/>
-        </w:rPr>
-        <w:t>σχεδον</w:t>
-      </w:r>
-      <w:proofErr w:type="spellEnd"/>
-      <w:r>
-        <w:rPr>
-          <w:rFonts w:ascii="Aptos" w:eastAsia="Times New Roman" w:hAnsi="Aptos" w:cs="Times New Roman"/>
-          <w:color w:val="000000"/>
-          <w:kern w:val="0"/>
-          <w:lang w:val="el-GR" w:eastAsia="el-GR"/>
-          <w14:ligatures w14:val="none"/>
-        </w:rPr>
-        <w:t xml:space="preserve"> στα 19 του ενώ θεωρείται το νέο μεγάλο </w:t>
-      </w:r>
-      <w:proofErr w:type="spellStart"/>
-      <w:r>
-        <w:rPr>
-          <w:rFonts w:ascii="Aptos" w:eastAsia="Times New Roman" w:hAnsi="Aptos" w:cs="Times New Roman"/>
-          <w:color w:val="000000"/>
-          <w:kern w:val="0"/>
-          <w:lang w:val="el-GR" w:eastAsia="el-GR"/>
-          <w14:ligatures w14:val="none"/>
-        </w:rPr>
-        <w:t>wonderkid</w:t>
-      </w:r>
-      <w:proofErr w:type="spellEnd"/>
-      <w:r>
-        <w:rPr>
-          <w:rFonts w:ascii="Aptos" w:eastAsia="Times New Roman" w:hAnsi="Aptos" w:cs="Times New Roman"/>
-          <w:color w:val="000000"/>
-          <w:kern w:val="0"/>
-          <w:lang w:val="el-GR" w:eastAsia="el-GR"/>
-          <w14:ligatures w14:val="none"/>
-        </w:rPr>
-        <w:t xml:space="preserve"> της F1.</w:t>
+        <w:t>Η Formula 1 είναι συνήθως παιχνίδι εμπειρίας, αλλά κάποιοι  οδηγοί απέδειξαν ότι το ταλέντο μπορεί να γράψει ιστορία από πολύ νωρίς.</w:t>
+      </w:r>
+    </w:p>
+    <w:p>
+      <w:pPr>
+        <w:spacing w:after="0" w:line="240" w:lineRule="auto"/>
+        <w:rPr>
+          <w:rFonts w:ascii="Aptos" w:eastAsia="Times New Roman" w:hAnsi="Aptos" w:cs="Times New Roman"/>
+          <w:color w:val="000000"/>
+          <w:kern w:val="0"/>
+          <w:lang w:val="el-GR" w:eastAsia="el-GR"/>
+          <w14:ligatures w14:val="none"/>
+        </w:rPr>
+      </w:pPr>
+    </w:p>
+    <w:p>
+      <w:pPr>
+        <w:spacing w:after="0" w:line="240" w:lineRule="auto"/>
+        <w:rPr>
+          <w:rFonts w:ascii="Aptos" w:eastAsia="Times New Roman" w:hAnsi="Aptos" w:cs="Times New Roman"/>
+          <w:color w:val="000000"/>
+          <w:kern w:val="0"/>
+          <w:lang w:val="el-GR" w:eastAsia="el-GR"/>
+          <w14:ligatures w14:val="none"/>
+        </w:rPr>
+      </w:pPr>
+      <w:r>
+        <w:rPr>
+          <w:rFonts w:ascii="Aptos" w:eastAsia="Times New Roman" w:hAnsi="Aptos" w:cs="Times New Roman"/>
+          <w:color w:val="000000"/>
+          <w:kern w:val="0"/>
+          <w:lang w:val="el-GR" w:eastAsia="el-GR"/>
+          <w14:ligatures w14:val="none"/>
+        </w:rPr>
+        <w:t>Ξεκινάμε με τον Max Verstappen όπου μίλησε στην Ισπανία  το 2016 στα 18 του εκμεταλλεύτηκε άψογα το φιλάκι μεταξύ Ρόσμπεργκ-Χαμιλτον κράτησε πίσω τον Ραϊκόνεν και έτσι έγινε ο νεότερος νικητής όλων των εποχών —και μάλιστα στο ντεμπούτο του με τη Red Bull.</w:t>
+      </w:r>
+    </w:p>
+    <w:p>
+      <w:pPr>
+        <w:spacing w:after="0" w:line="240" w:lineRule="auto"/>
+        <w:rPr>
+          <w:rFonts w:ascii="Aptos" w:eastAsia="Times New Roman" w:hAnsi="Aptos" w:cs="Times New Roman"/>
+          <w:color w:val="000000"/>
+          <w:kern w:val="0"/>
+          <w:lang w:val="el-GR" w:eastAsia="el-GR"/>
+          <w14:ligatures w14:val="none"/>
+        </w:rPr>
+      </w:pPr>
+      <w:r>
+        <w:rPr>
+          <w:rFonts w:ascii="Aptos" w:eastAsia="Times New Roman" w:hAnsi="Aptos" w:cs="Times New Roman"/>
+          <w:color w:val="000000"/>
+          <w:kern w:val="0"/>
+          <w:lang w:val="el-GR" w:eastAsia="el-GR"/>
+          <w14:ligatures w14:val="none"/>
+        </w:rPr>
+        <w:t>Φυσικά ο Max είναι 4 φορές πρωταθλητής και κυρίαρχη δύναμη της σύγχρονης F1.</w:t>
+      </w:r>
+    </w:p>
+    <w:p>
+      <w:pPr>
+        <w:spacing w:after="0" w:line="240" w:lineRule="auto"/>
+        <w:rPr>
+          <w:rFonts w:ascii="Aptos" w:eastAsia="Times New Roman" w:hAnsi="Aptos" w:cs="Times New Roman"/>
+          <w:color w:val="000000"/>
+          <w:kern w:val="0"/>
+          <w:lang w:val="el-GR" w:eastAsia="el-GR"/>
+          <w14:ligatures w14:val="none"/>
+        </w:rPr>
+      </w:pPr>
+    </w:p>
+    <w:p>
+      <w:pPr>
+        <w:spacing w:after="0" w:line="240" w:lineRule="auto"/>
+        <w:rPr>
+          <w:rFonts w:ascii="Aptos" w:eastAsia="Times New Roman" w:hAnsi="Aptos" w:cs="Times New Roman"/>
+          <w:color w:val="000000"/>
+          <w:kern w:val="0"/>
+          <w:lang w:val="el-GR" w:eastAsia="el-GR"/>
+          <w14:ligatures w14:val="none"/>
+        </w:rPr>
+      </w:pPr>
+      <w:r>
+        <w:rPr>
+          <w:rFonts w:ascii="Aptos" w:eastAsia="Times New Roman" w:hAnsi="Aptos" w:cs="Times New Roman"/>
+          <w:color w:val="000000"/>
+          <w:kern w:val="0"/>
+          <w:lang w:val="el-GR" w:eastAsia="el-GR"/>
+          <w14:ligatures w14:val="none"/>
+        </w:rPr>
+        <w:t>Ο  Kimi Antonelli κερδισε πριν 2 μέρες στην Κίνα  σχεδον στα 19 του ενώ θεωρείται το νέο μεγάλο wonderkid της F1.</w:t>
       </w:r>
     </w:p>
     <w:p>
@@ -631,183 +365,51 @@
           <w:lang w:val="el-GR" w:eastAsia="el-GR"/>
           <w14:ligatures w14:val="none"/>
         </w:rPr>
-        <w:t xml:space="preserve">Πάμε στον </w:t>
-      </w:r>
-      <w:proofErr w:type="spellStart"/>
-      <w:r>
-        <w:rPr>
-          <w:rFonts w:ascii="Aptos" w:eastAsia="Times New Roman" w:hAnsi="Aptos" w:cs="Times New Roman"/>
-          <w:color w:val="000000"/>
-          <w:kern w:val="0"/>
-          <w:lang w:val="el-GR" w:eastAsia="el-GR"/>
-          <w14:ligatures w14:val="none"/>
-        </w:rPr>
-        <w:t>Sebastian</w:t>
-      </w:r>
-      <w:proofErr w:type="spellEnd"/>
-      <w:r>
-        <w:rPr>
-          <w:rFonts w:ascii="Aptos" w:eastAsia="Times New Roman" w:hAnsi="Aptos" w:cs="Times New Roman"/>
-          <w:color w:val="000000"/>
-          <w:kern w:val="0"/>
-          <w:lang w:val="el-GR" w:eastAsia="el-GR"/>
-          <w14:ligatures w14:val="none"/>
-        </w:rPr>
-        <w:t xml:space="preserve"> </w:t>
-      </w:r>
-      <w:proofErr w:type="spellStart"/>
-      <w:r>
-        <w:rPr>
-          <w:rFonts w:ascii="Aptos" w:eastAsia="Times New Roman" w:hAnsi="Aptos" w:cs="Times New Roman"/>
-          <w:color w:val="000000"/>
-          <w:kern w:val="0"/>
-          <w:lang w:val="el-GR" w:eastAsia="el-GR"/>
-          <w14:ligatures w14:val="none"/>
-        </w:rPr>
-        <w:t>Vettel</w:t>
-      </w:r>
-      <w:proofErr w:type="spellEnd"/>
-      <w:r>
-        <w:rPr>
-          <w:rFonts w:ascii="Aptos" w:eastAsia="Times New Roman" w:hAnsi="Aptos" w:cs="Times New Roman"/>
-          <w:color w:val="000000"/>
-          <w:kern w:val="0"/>
-          <w:lang w:val="el-GR" w:eastAsia="el-GR"/>
-          <w14:ligatures w14:val="none"/>
-        </w:rPr>
-        <w:t xml:space="preserve"> με την νίκη στην  </w:t>
-      </w:r>
-      <w:proofErr w:type="spellStart"/>
-      <w:r>
-        <w:rPr>
-          <w:rFonts w:ascii="Aptos" w:eastAsia="Times New Roman" w:hAnsi="Aptos" w:cs="Times New Roman"/>
-          <w:color w:val="000000"/>
-          <w:kern w:val="0"/>
-          <w:lang w:val="el-GR" w:eastAsia="el-GR"/>
-          <w14:ligatures w14:val="none"/>
-        </w:rPr>
-        <w:t>Monza</w:t>
-      </w:r>
-      <w:proofErr w:type="spellEnd"/>
-      <w:r>
-        <w:rPr>
-          <w:rFonts w:ascii="Aptos" w:eastAsia="Times New Roman" w:hAnsi="Aptos" w:cs="Times New Roman"/>
-          <w:color w:val="000000"/>
-          <w:kern w:val="0"/>
-          <w:lang w:val="el-GR" w:eastAsia="el-GR"/>
-          <w14:ligatures w14:val="none"/>
-        </w:rPr>
-        <w:t xml:space="preserve"> το 2008 σε ηλικία 21 ετών.</w:t>
-      </w:r>
-    </w:p>
-    <w:p>
-      <w:pPr>
-        <w:spacing w:after="0" w:line="240" w:lineRule="auto"/>
-        <w:rPr>
-          <w:rFonts w:ascii="Aptos" w:eastAsia="Times New Roman" w:hAnsi="Aptos" w:cs="Times New Roman"/>
-          <w:color w:val="000000"/>
-          <w:kern w:val="0"/>
-          <w:lang w:val="el-GR" w:eastAsia="el-GR"/>
-          <w14:ligatures w14:val="none"/>
-        </w:rPr>
-      </w:pPr>
-      <w:r>
-        <w:rPr>
-          <w:rFonts w:ascii="Aptos" w:eastAsia="Times New Roman" w:hAnsi="Aptos" w:cs="Times New Roman"/>
-          <w:color w:val="000000"/>
-          <w:kern w:val="0"/>
-          <w:lang w:val="el-GR" w:eastAsia="el-GR"/>
-          <w14:ligatures w14:val="none"/>
-        </w:rPr>
-        <w:t xml:space="preserve">Με την </w:t>
-      </w:r>
-      <w:proofErr w:type="spellStart"/>
-      <w:r>
-        <w:rPr>
-          <w:rFonts w:ascii="Aptos" w:eastAsia="Times New Roman" w:hAnsi="Aptos" w:cs="Times New Roman"/>
-          <w:color w:val="000000"/>
-          <w:kern w:val="0"/>
-          <w:lang w:val="el-GR" w:eastAsia="el-GR"/>
-          <w14:ligatures w14:val="none"/>
-        </w:rPr>
-        <w:t>Toro</w:t>
-      </w:r>
-      <w:proofErr w:type="spellEnd"/>
-      <w:r>
-        <w:rPr>
-          <w:rFonts w:ascii="Aptos" w:eastAsia="Times New Roman" w:hAnsi="Aptos" w:cs="Times New Roman"/>
-          <w:color w:val="000000"/>
-          <w:kern w:val="0"/>
-          <w:lang w:val="el-GR" w:eastAsia="el-GR"/>
-          <w14:ligatures w14:val="none"/>
-        </w:rPr>
-        <w:t xml:space="preserve"> </w:t>
-      </w:r>
-      <w:proofErr w:type="spellStart"/>
-      <w:r>
-        <w:rPr>
-          <w:rFonts w:ascii="Aptos" w:eastAsia="Times New Roman" w:hAnsi="Aptos" w:cs="Times New Roman"/>
-          <w:color w:val="000000"/>
-          <w:kern w:val="0"/>
-          <w:lang w:val="el-GR" w:eastAsia="el-GR"/>
-          <w14:ligatures w14:val="none"/>
-        </w:rPr>
-        <w:t>Rosso</w:t>
-      </w:r>
-      <w:proofErr w:type="spellEnd"/>
-      <w:r>
-        <w:rPr>
-          <w:rFonts w:ascii="Aptos" w:eastAsia="Times New Roman" w:hAnsi="Aptos" w:cs="Times New Roman"/>
-          <w:color w:val="000000"/>
-          <w:kern w:val="0"/>
-          <w:lang w:val="el-GR" w:eastAsia="el-GR"/>
-          <w14:ligatures w14:val="none"/>
-        </w:rPr>
-        <w:t xml:space="preserve"> στη βροχή πέτυχε ένα μικρό  θαύμα.</w:t>
-      </w:r>
-    </w:p>
-    <w:p>
-      <w:pPr>
-        <w:spacing w:after="0" w:line="240" w:lineRule="auto"/>
-        <w:rPr>
-          <w:rFonts w:ascii="Aptos" w:eastAsia="Times New Roman" w:hAnsi="Aptos" w:cs="Times New Roman"/>
-          <w:color w:val="000000"/>
-          <w:kern w:val="0"/>
-          <w:lang w:val="el-GR" w:eastAsia="el-GR"/>
-          <w14:ligatures w14:val="none"/>
-        </w:rPr>
-      </w:pPr>
-      <w:r>
-        <w:rPr>
-          <w:rFonts w:ascii="Aptos" w:eastAsia="Times New Roman" w:hAnsi="Aptos" w:cs="Times New Roman"/>
-          <w:color w:val="000000"/>
-          <w:kern w:val="0"/>
-          <w:lang w:val="el-GR" w:eastAsia="el-GR"/>
-          <w14:ligatures w14:val="none"/>
-        </w:rPr>
-        <w:t xml:space="preserve">Στην συνέχεια </w:t>
-      </w:r>
-      <w:proofErr w:type="spellStart"/>
-      <w:r>
-        <w:rPr>
-          <w:rFonts w:ascii="Aptos" w:eastAsia="Times New Roman" w:hAnsi="Aptos" w:cs="Times New Roman"/>
-          <w:color w:val="000000"/>
-          <w:kern w:val="0"/>
-          <w:lang w:val="el-GR" w:eastAsia="el-GR"/>
-          <w14:ligatures w14:val="none"/>
-        </w:rPr>
-        <w:t>εγινε</w:t>
-      </w:r>
-      <w:proofErr w:type="spellEnd"/>
-      <w:r>
-        <w:rPr>
-          <w:rFonts w:ascii="Aptos" w:eastAsia="Times New Roman" w:hAnsi="Aptos" w:cs="Times New Roman"/>
-          <w:color w:val="000000"/>
-          <w:kern w:val="0"/>
-          <w:lang w:val="el-GR" w:eastAsia="el-GR"/>
-          <w14:ligatures w14:val="none"/>
-        </w:rPr>
-        <w:t xml:space="preserve"> 4 φορές παγκόσμιος πρωταθλητής.</w:t>
+        <w:t>Πάμε στον Sebastian Vettel με την νίκη στην  Monza το 2008 σε ηλικία 21 ετών.</w:t>
+      </w:r>
+    </w:p>
+    <w:p>
+      <w:pPr>
+        <w:spacing w:after="0" w:line="240" w:lineRule="auto"/>
+        <w:rPr>
+          <w:rFonts w:ascii="Aptos" w:eastAsia="Times New Roman" w:hAnsi="Aptos" w:cs="Times New Roman"/>
+          <w:color w:val="000000"/>
+          <w:kern w:val="0"/>
+          <w:lang w:val="el-GR" w:eastAsia="el-GR"/>
+          <w14:ligatures w14:val="none"/>
+        </w:rPr>
+      </w:pPr>
+      <w:r>
+        <w:rPr>
+          <w:rFonts w:ascii="Aptos" w:eastAsia="Times New Roman" w:hAnsi="Aptos" w:cs="Times New Roman"/>
+          <w:color w:val="000000"/>
+          <w:kern w:val="0"/>
+          <w:lang w:val="el-GR" w:eastAsia="el-GR"/>
+          <w14:ligatures w14:val="none"/>
+        </w:rPr>
+        <w:t>Με την Toro Rosso στη βροχή πέτυχε ένα μικρό  θαύμα.</w:t>
+      </w:r>
+    </w:p>
+    <w:p>
+      <w:pPr>
+        <w:spacing w:after="0" w:line="240" w:lineRule="auto"/>
+        <w:rPr>
+          <w:rFonts w:ascii="Aptos" w:eastAsia="Times New Roman" w:hAnsi="Aptos" w:cs="Times New Roman"/>
+          <w:color w:val="000000"/>
+          <w:kern w:val="0"/>
+          <w:lang w:val="el-GR" w:eastAsia="el-GR"/>
+          <w14:ligatures w14:val="none"/>
+        </w:rPr>
+      </w:pPr>
+      <w:r>
+        <w:rPr>
+          <w:rFonts w:ascii="Aptos" w:eastAsia="Times New Roman" w:hAnsi="Aptos" w:cs="Times New Roman"/>
+          <w:color w:val="000000"/>
+          <w:kern w:val="0"/>
+          <w:lang w:val="el-GR" w:eastAsia="el-GR"/>
+          <w14:ligatures w14:val="none"/>
+        </w:rPr>
+        <w:t>Στην συνέχεια εγινε 4 φορές παγκόσμιος πρωταθλητής.</w:t>
       </w:r>
     </w:p>
     <w:p>
@@ -865,115 +467,37 @@
           <w14:ligatures w14:val="none"/>
         </w:rPr>
       </w:pPr>
-      <w:proofErr w:type="spellStart"/>
-      <w:r>
-        <w:rPr>
-          <w:rFonts w:ascii="Aptos" w:eastAsia="Times New Roman" w:hAnsi="Aptos" w:cs="Times New Roman"/>
-          <w:color w:val="000000"/>
-          <w:kern w:val="0"/>
-          <w:lang w:val="el-GR" w:eastAsia="el-GR"/>
-          <w14:ligatures w14:val="none"/>
-        </w:rPr>
-        <w:t>Charles</w:t>
-      </w:r>
-      <w:proofErr w:type="spellEnd"/>
-      <w:r>
-        <w:rPr>
-          <w:rFonts w:ascii="Aptos" w:eastAsia="Times New Roman" w:hAnsi="Aptos" w:cs="Times New Roman"/>
-          <w:color w:val="000000"/>
-          <w:kern w:val="0"/>
-          <w:lang w:val="el-GR" w:eastAsia="el-GR"/>
-          <w14:ligatures w14:val="none"/>
-        </w:rPr>
-        <w:t xml:space="preserve"> </w:t>
-      </w:r>
-      <w:proofErr w:type="spellStart"/>
-      <w:r>
-        <w:rPr>
-          <w:rFonts w:ascii="Aptos" w:eastAsia="Times New Roman" w:hAnsi="Aptos" w:cs="Times New Roman"/>
-          <w:color w:val="000000"/>
-          <w:kern w:val="0"/>
-          <w:lang w:val="el-GR" w:eastAsia="el-GR"/>
-          <w14:ligatures w14:val="none"/>
-        </w:rPr>
-        <w:t>Leclerc</w:t>
-      </w:r>
-      <w:proofErr w:type="spellEnd"/>
-      <w:r>
-        <w:rPr>
-          <w:rFonts w:ascii="Aptos" w:eastAsia="Times New Roman" w:hAnsi="Aptos" w:cs="Times New Roman"/>
-          <w:color w:val="000000"/>
-          <w:kern w:val="0"/>
-          <w:lang w:val="el-GR" w:eastAsia="el-GR"/>
-          <w14:ligatures w14:val="none"/>
-        </w:rPr>
-        <w:t xml:space="preserve"> και νίκη στο Βέλγιο το 2019 σε ηλικία  21 ετών.</w:t>
-      </w:r>
-    </w:p>
-    <w:p>
-      <w:pPr>
-        <w:spacing w:after="0" w:line="240" w:lineRule="auto"/>
-        <w:rPr>
-          <w:rFonts w:ascii="Aptos" w:eastAsia="Times New Roman" w:hAnsi="Aptos" w:cs="Times New Roman"/>
-          <w:color w:val="000000"/>
-          <w:kern w:val="0"/>
-          <w:lang w:val="el-GR" w:eastAsia="el-GR"/>
-          <w14:ligatures w14:val="none"/>
-        </w:rPr>
-      </w:pPr>
-      <w:r>
-        <w:rPr>
-          <w:rFonts w:ascii="Aptos" w:eastAsia="Times New Roman" w:hAnsi="Aptos" w:cs="Times New Roman"/>
-          <w:color w:val="000000"/>
-          <w:kern w:val="0"/>
-          <w:lang w:val="el-GR" w:eastAsia="el-GR"/>
-          <w14:ligatures w14:val="none"/>
-        </w:rPr>
-        <w:t xml:space="preserve">Το μεγάλο στοίχημα της </w:t>
-      </w:r>
-      <w:proofErr w:type="spellStart"/>
-      <w:r>
-        <w:rPr>
-          <w:rFonts w:ascii="Aptos" w:eastAsia="Times New Roman" w:hAnsi="Aptos" w:cs="Times New Roman"/>
-          <w:color w:val="000000"/>
-          <w:kern w:val="0"/>
-          <w:lang w:val="el-GR" w:eastAsia="el-GR"/>
-          <w14:ligatures w14:val="none"/>
-        </w:rPr>
-        <w:t>Ferrari</w:t>
-      </w:r>
-      <w:proofErr w:type="spellEnd"/>
-      <w:r>
-        <w:rPr>
-          <w:rFonts w:ascii="Aptos" w:eastAsia="Times New Roman" w:hAnsi="Aptos" w:cs="Times New Roman"/>
-          <w:color w:val="000000"/>
-          <w:kern w:val="0"/>
-          <w:lang w:val="el-GR" w:eastAsia="el-GR"/>
-          <w14:ligatures w14:val="none"/>
-        </w:rPr>
-        <w:t xml:space="preserve">, ο άνθρωπος που προσπαθεί να φέρει την δόξα στο </w:t>
-      </w:r>
-      <w:proofErr w:type="spellStart"/>
-      <w:r>
-        <w:rPr>
-          <w:rFonts w:ascii="Aptos" w:eastAsia="Times New Roman" w:hAnsi="Aptos" w:cs="Times New Roman"/>
-          <w:color w:val="000000"/>
-          <w:kern w:val="0"/>
-          <w:lang w:val="el-GR" w:eastAsia="el-GR"/>
-          <w14:ligatures w14:val="none"/>
-        </w:rPr>
-        <w:t>Maranello</w:t>
-      </w:r>
-      <w:proofErr w:type="spellEnd"/>
-      <w:r>
-        <w:rPr>
-          <w:rFonts w:ascii="Aptos" w:eastAsia="Times New Roman" w:hAnsi="Aptos" w:cs="Times New Roman"/>
-          <w:color w:val="000000"/>
-          <w:kern w:val="0"/>
-          <w:lang w:val="el-GR" w:eastAsia="el-GR"/>
-          <w14:ligatures w14:val="none"/>
-        </w:rPr>
-        <w:t>.</w:t>
+      <w:r>
+        <w:rPr>
+          <w:rFonts w:ascii="Aptos" w:eastAsia="Times New Roman" w:hAnsi="Aptos" w:cs="Times New Roman"/>
+          <w:color w:val="000000"/>
+          <w:kern w:val="0"/>
+          <w:lang w:val="el-GR" w:eastAsia="el-GR"/>
+          <w14:ligatures w14:val="none"/>
+        </w:rPr>
+        <w:t>Charles Leclerc και νίκη στο Βέλγιο το 2019 σε ηλικία  21 ετών.</w:t>
+      </w:r>
+    </w:p>
+    <w:p>
+      <w:pPr>
+        <w:spacing w:after="0" w:line="240" w:lineRule="auto"/>
+        <w:rPr>
+          <w:rFonts w:ascii="Aptos" w:eastAsia="Times New Roman" w:hAnsi="Aptos" w:cs="Times New Roman"/>
+          <w:color w:val="000000"/>
+          <w:kern w:val="0"/>
+          <w:lang w:val="el-GR" w:eastAsia="el-GR"/>
+          <w14:ligatures w14:val="none"/>
+        </w:rPr>
+      </w:pPr>
+      <w:r>
+        <w:rPr>
+          <w:rFonts w:ascii="Aptos" w:eastAsia="Times New Roman" w:hAnsi="Aptos" w:cs="Times New Roman"/>
+          <w:color w:val="000000"/>
+          <w:kern w:val="0"/>
+          <w:lang w:val="el-GR" w:eastAsia="el-GR"/>
+          <w14:ligatures w14:val="none"/>
+        </w:rPr>
+        <w:t>Το μεγάλο στοίχημα της Ferrari, ο άνθρωπος που προσπαθεί να φέρει την δόξα στο Maranello.</w:t>
       </w:r>
     </w:p>
     <w:p>
@@ -1017,51 +541,7 @@
           <w:lang w:val="el-GR" w:eastAsia="el-GR"/>
           <w14:ligatures w14:val="none"/>
         </w:rPr>
-        <w:t xml:space="preserve">Η πρώτη του νίκη ήρθε μόλις μία </w:t>
-      </w:r>
-      <w:proofErr w:type="spellStart"/>
-      <w:r>
-        <w:rPr>
-          <w:rFonts w:ascii="Aptos" w:eastAsia="Times New Roman" w:hAnsi="Aptos" w:cs="Times New Roman"/>
-          <w:color w:val="000000"/>
-          <w:kern w:val="0"/>
-          <w:lang w:val="el-GR" w:eastAsia="el-GR"/>
-          <w14:ligatures w14:val="none"/>
-        </w:rPr>
-        <w:t>μερα</w:t>
-      </w:r>
-      <w:proofErr w:type="spellEnd"/>
-      <w:r>
-        <w:rPr>
-          <w:rFonts w:ascii="Aptos" w:eastAsia="Times New Roman" w:hAnsi="Aptos" w:cs="Times New Roman"/>
-          <w:color w:val="000000"/>
-          <w:kern w:val="0"/>
-          <w:lang w:val="el-GR" w:eastAsia="el-GR"/>
-          <w14:ligatures w14:val="none"/>
-        </w:rPr>
-        <w:t xml:space="preserve"> μετά από τραγωδία του φίλου του (</w:t>
-      </w:r>
-      <w:proofErr w:type="spellStart"/>
-      <w:r>
-        <w:rPr>
-          <w:rFonts w:ascii="Aptos" w:eastAsia="Times New Roman" w:hAnsi="Aptos" w:cs="Times New Roman"/>
-          <w:color w:val="000000"/>
-          <w:kern w:val="0"/>
-          <w:lang w:val="el-GR" w:eastAsia="el-GR"/>
-          <w14:ligatures w14:val="none"/>
-        </w:rPr>
-        <w:t>Hubert</w:t>
-      </w:r>
-      <w:proofErr w:type="spellEnd"/>
-      <w:r>
-        <w:rPr>
-          <w:rFonts w:ascii="Aptos" w:eastAsia="Times New Roman" w:hAnsi="Aptos" w:cs="Times New Roman"/>
-          <w:color w:val="000000"/>
-          <w:kern w:val="0"/>
-          <w:lang w:val="el-GR" w:eastAsia="el-GR"/>
-          <w14:ligatures w14:val="none"/>
-        </w:rPr>
-        <w:t>).</w:t>
+        <w:t>Η πρώτη του νίκη ήρθε μόλις μία μερα μετά από τραγωδία του φίλου του (Hubert).</w:t>
       </w:r>
     </w:p>
     <w:p>
@@ -1097,49 +577,15 @@
           <w14:ligatures w14:val="none"/>
         </w:rPr>
       </w:pPr>
-      <w:proofErr w:type="spellStart"/>
-      <w:r>
-        <w:rPr>
-          <w:rFonts w:ascii="Aptos" w:eastAsia="Times New Roman" w:hAnsi="Aptos" w:cs="Times New Roman"/>
-          <w:color w:val="000000"/>
-          <w:kern w:val="0"/>
-          <w:lang w:val="el-GR" w:eastAsia="el-GR"/>
-          <w14:ligatures w14:val="none"/>
-        </w:rPr>
-        <w:t>Fernando</w:t>
-      </w:r>
-      <w:proofErr w:type="spellEnd"/>
-      <w:r>
-        <w:rPr>
-          <w:rFonts w:ascii="Aptos" w:eastAsia="Times New Roman" w:hAnsi="Aptos" w:cs="Times New Roman"/>
-          <w:color w:val="000000"/>
-          <w:kern w:val="0"/>
-          <w:lang w:val="el-GR" w:eastAsia="el-GR"/>
-          <w14:ligatures w14:val="none"/>
-        </w:rPr>
-        <w:t xml:space="preserve"> </w:t>
-      </w:r>
-      <w:proofErr w:type="spellStart"/>
-      <w:r>
-        <w:rPr>
-          <w:rFonts w:ascii="Aptos" w:eastAsia="Times New Roman" w:hAnsi="Aptos" w:cs="Times New Roman"/>
-          <w:color w:val="000000"/>
-          <w:kern w:val="0"/>
-          <w:lang w:val="el-GR" w:eastAsia="el-GR"/>
-          <w14:ligatures w14:val="none"/>
-        </w:rPr>
-        <w:t>Alonso</w:t>
-      </w:r>
-      <w:proofErr w:type="spellEnd"/>
-      <w:r>
-        <w:rPr>
-          <w:rFonts w:ascii="Aptos" w:eastAsia="Times New Roman" w:hAnsi="Aptos" w:cs="Times New Roman"/>
-          <w:color w:val="000000"/>
-          <w:kern w:val="0"/>
-          <w:lang w:val="el-GR" w:eastAsia="el-GR"/>
-          <w14:ligatures w14:val="none"/>
-        </w:rPr>
-        <w:t xml:space="preserve"> νίκη στην Ουγγαρία το 2003 22 ετών.</w:t>
+      <w:r>
+        <w:rPr>
+          <w:rFonts w:ascii="Aptos" w:eastAsia="Times New Roman" w:hAnsi="Aptos" w:cs="Times New Roman"/>
+          <w:color w:val="000000"/>
+          <w:kern w:val="0"/>
+          <w:lang w:val="el-GR" w:eastAsia="el-GR"/>
+          <w14:ligatures w14:val="none"/>
+        </w:rPr>
+        <w:t>Fernando Alonso νίκη στην Ουγγαρία το 2003 22 ετών.</w:t>
       </w:r>
     </w:p>
     <w:p>
@@ -1205,129 +651,41 @@
           <w:lang w:val="el-GR" w:eastAsia="el-GR"/>
           <w14:ligatures w14:val="none"/>
         </w:rPr>
-        <w:t xml:space="preserve">Έγινε ο νεότερος νικητής </w:t>
-      </w:r>
-      <w:proofErr w:type="spellStart"/>
-      <w:r>
-        <w:rPr>
-          <w:rFonts w:ascii="Aptos" w:eastAsia="Times New Roman" w:hAnsi="Aptos" w:cs="Times New Roman"/>
-          <w:color w:val="000000"/>
-          <w:kern w:val="0"/>
-          <w:lang w:val="el-GR" w:eastAsia="el-GR"/>
-          <w14:ligatures w14:val="none"/>
-        </w:rPr>
-        <w:t>ever</w:t>
-      </w:r>
-      <w:proofErr w:type="spellEnd"/>
-      <w:r>
-        <w:rPr>
-          <w:rFonts w:ascii="Aptos" w:eastAsia="Times New Roman" w:hAnsi="Aptos" w:cs="Times New Roman"/>
-          <w:color w:val="000000"/>
-          <w:kern w:val="0"/>
-          <w:lang w:val="el-GR" w:eastAsia="el-GR"/>
-          <w14:ligatures w14:val="none"/>
-        </w:rPr>
-        <w:t xml:space="preserve"> — μέχρι να έρθουν οι επόμενοι.</w:t>
-      </w:r>
-    </w:p>
-    <w:p>
-      <w:pPr>
-        <w:spacing w:after="0" w:line="240" w:lineRule="auto"/>
-        <w:rPr>
-          <w:rFonts w:ascii="Aptos" w:eastAsia="Times New Roman" w:hAnsi="Aptos" w:cs="Times New Roman"/>
-          <w:color w:val="000000"/>
-          <w:kern w:val="0"/>
-          <w:lang w:val="el-GR" w:eastAsia="el-GR"/>
-          <w14:ligatures w14:val="none"/>
-        </w:rPr>
-      </w:pPr>
-    </w:p>
-    <w:p>
-      <w:pPr>
-        <w:spacing w:after="0" w:line="240" w:lineRule="auto"/>
-        <w:rPr>
-          <w:rFonts w:ascii="Aptos" w:eastAsia="Times New Roman" w:hAnsi="Aptos" w:cs="Times New Roman"/>
-          <w:color w:val="000000"/>
-          <w:kern w:val="0"/>
-          <w:lang w:val="el-GR" w:eastAsia="el-GR"/>
-          <w14:ligatures w14:val="none"/>
-        </w:rPr>
-      </w:pPr>
-      <w:r>
-        <w:rPr>
-          <w:rFonts w:ascii="Aptos" w:eastAsia="Times New Roman" w:hAnsi="Aptos" w:cs="Times New Roman"/>
-          <w:color w:val="000000"/>
-          <w:kern w:val="0"/>
-          <w:lang w:val="el-GR" w:eastAsia="el-GR"/>
-          <w14:ligatures w14:val="none"/>
-        </w:rPr>
-        <w:t> </w:t>
-      </w:r>
-      <w:proofErr w:type="spellStart"/>
-      <w:r>
-        <w:rPr>
-          <w:rFonts w:ascii="Aptos" w:eastAsia="Times New Roman" w:hAnsi="Aptos" w:cs="Times New Roman"/>
-          <w:color w:val="000000"/>
-          <w:kern w:val="0"/>
-          <w:lang w:val="el-GR" w:eastAsia="el-GR"/>
-          <w14:ligatures w14:val="none"/>
-        </w:rPr>
-        <w:t>Troy</w:t>
-      </w:r>
-      <w:proofErr w:type="spellEnd"/>
-      <w:r>
-        <w:rPr>
-          <w:rFonts w:ascii="Aptos" w:eastAsia="Times New Roman" w:hAnsi="Aptos" w:cs="Times New Roman"/>
-          <w:color w:val="000000"/>
-          <w:kern w:val="0"/>
-          <w:lang w:val="el-GR" w:eastAsia="el-GR"/>
-          <w14:ligatures w14:val="none"/>
-        </w:rPr>
-        <w:t xml:space="preserve"> </w:t>
-      </w:r>
-      <w:proofErr w:type="spellStart"/>
-      <w:r>
-        <w:rPr>
-          <w:rFonts w:ascii="Aptos" w:eastAsia="Times New Roman" w:hAnsi="Aptos" w:cs="Times New Roman"/>
-          <w:color w:val="000000"/>
-          <w:kern w:val="0"/>
-          <w:lang w:val="el-GR" w:eastAsia="el-GR"/>
-          <w14:ligatures w14:val="none"/>
-        </w:rPr>
-        <w:t>Ruttman</w:t>
-      </w:r>
-      <w:proofErr w:type="spellEnd"/>
-      <w:r>
-        <w:rPr>
-          <w:rFonts w:ascii="Aptos" w:eastAsia="Times New Roman" w:hAnsi="Aptos" w:cs="Times New Roman"/>
-          <w:color w:val="000000"/>
-          <w:kern w:val="0"/>
-          <w:lang w:val="el-GR" w:eastAsia="el-GR"/>
-          <w14:ligatures w14:val="none"/>
-        </w:rPr>
-        <w:t xml:space="preserve"> και νίκη στο </w:t>
-      </w:r>
-      <w:proofErr w:type="spellStart"/>
-      <w:r>
-        <w:rPr>
-          <w:rFonts w:ascii="Aptos" w:eastAsia="Times New Roman" w:hAnsi="Aptos" w:cs="Times New Roman"/>
-          <w:color w:val="000000"/>
-          <w:kern w:val="0"/>
-          <w:lang w:val="el-GR" w:eastAsia="el-GR"/>
-          <w14:ligatures w14:val="none"/>
-        </w:rPr>
-        <w:t>Indy</w:t>
-      </w:r>
-      <w:proofErr w:type="spellEnd"/>
-      <w:r>
-        <w:rPr>
-          <w:rFonts w:ascii="Aptos" w:eastAsia="Times New Roman" w:hAnsi="Aptos" w:cs="Times New Roman"/>
-          <w:color w:val="000000"/>
-          <w:kern w:val="0"/>
-          <w:lang w:val="el-GR" w:eastAsia="el-GR"/>
-          <w14:ligatures w14:val="none"/>
-        </w:rPr>
-        <w:t xml:space="preserve"> 500 το 1952 22 ετών.</w:t>
+        <w:t>Έγινε ο νεότερος νικητής ever — μέχρι να έρθουν οι επόμενοι.</w:t>
+      </w:r>
+    </w:p>
+    <w:p>
+      <w:pPr>
+        <w:spacing w:after="0" w:line="240" w:lineRule="auto"/>
+        <w:rPr>
+          <w:rFonts w:ascii="Aptos" w:eastAsia="Times New Roman" w:hAnsi="Aptos" w:cs="Times New Roman"/>
+          <w:color w:val="000000"/>
+          <w:kern w:val="0"/>
+          <w:lang w:val="el-GR" w:eastAsia="el-GR"/>
+          <w14:ligatures w14:val="none"/>
+        </w:rPr>
+      </w:pPr>
+    </w:p>
+    <w:p>
+      <w:pPr>
+        <w:spacing w:after="0" w:line="240" w:lineRule="auto"/>
+        <w:rPr>
+          <w:rFonts w:ascii="Aptos" w:eastAsia="Times New Roman" w:hAnsi="Aptos" w:cs="Times New Roman"/>
+          <w:color w:val="000000"/>
+          <w:kern w:val="0"/>
+          <w:lang w:val="el-GR" w:eastAsia="el-GR"/>
+          <w14:ligatures w14:val="none"/>
+        </w:rPr>
+      </w:pPr>
+      <w:r>
+        <w:rPr>
+          <w:rFonts w:ascii="Aptos" w:eastAsia="Times New Roman" w:hAnsi="Aptos" w:cs="Times New Roman"/>
+          <w:color w:val="000000"/>
+          <w:kern w:val="0"/>
+          <w:lang w:val="el-GR" w:eastAsia="el-GR"/>
+          <w14:ligatures w14:val="none"/>
+        </w:rPr>
+        <w:t> Troy Ruttman και νίκη στο Indy 500 το 1952 22 ετών.</w:t>
       </w:r>
     </w:p>
     <w:p>
@@ -1371,97 +729,41 @@
           <w:lang w:val="el-GR" w:eastAsia="el-GR"/>
           <w14:ligatures w14:val="none"/>
         </w:rPr>
-        <w:t xml:space="preserve">Είναι ακόμα ο νεότερος νικητής του </w:t>
-      </w:r>
-      <w:proofErr w:type="spellStart"/>
-      <w:r>
-        <w:rPr>
-          <w:rFonts w:ascii="Aptos" w:eastAsia="Times New Roman" w:hAnsi="Aptos" w:cs="Times New Roman"/>
-          <w:color w:val="000000"/>
-          <w:kern w:val="0"/>
-          <w:lang w:val="el-GR" w:eastAsia="el-GR"/>
-          <w14:ligatures w14:val="none"/>
-        </w:rPr>
-        <w:t>Indy</w:t>
-      </w:r>
-      <w:proofErr w:type="spellEnd"/>
-      <w:r>
-        <w:rPr>
-          <w:rFonts w:ascii="Aptos" w:eastAsia="Times New Roman" w:hAnsi="Aptos" w:cs="Times New Roman"/>
-          <w:color w:val="000000"/>
-          <w:kern w:val="0"/>
-          <w:lang w:val="el-GR" w:eastAsia="el-GR"/>
-          <w14:ligatures w14:val="none"/>
-        </w:rPr>
-        <w:t xml:space="preserve"> 500!</w:t>
-      </w:r>
-    </w:p>
-    <w:p>
-      <w:pPr>
-        <w:spacing w:after="0" w:line="240" w:lineRule="auto"/>
-        <w:rPr>
-          <w:rFonts w:ascii="Aptos" w:eastAsia="Times New Roman" w:hAnsi="Aptos" w:cs="Times New Roman"/>
-          <w:color w:val="000000"/>
-          <w:kern w:val="0"/>
-          <w:lang w:val="el-GR" w:eastAsia="el-GR"/>
-          <w14:ligatures w14:val="none"/>
-        </w:rPr>
-      </w:pPr>
-    </w:p>
-    <w:p>
-      <w:pPr>
-        <w:spacing w:after="0" w:line="240" w:lineRule="auto"/>
-        <w:rPr>
-          <w:rFonts w:ascii="Aptos" w:eastAsia="Times New Roman" w:hAnsi="Aptos" w:cs="Times New Roman"/>
-          <w:color w:val="000000"/>
-          <w:kern w:val="0"/>
-          <w:lang w:val="el-GR" w:eastAsia="el-GR"/>
-          <w14:ligatures w14:val="none"/>
-        </w:rPr>
-      </w:pPr>
-      <w:proofErr w:type="spellStart"/>
-      <w:r>
-        <w:rPr>
-          <w:rFonts w:ascii="Aptos" w:eastAsia="Times New Roman" w:hAnsi="Aptos" w:cs="Times New Roman"/>
-          <w:color w:val="000000"/>
-          <w:kern w:val="0"/>
-          <w:lang w:val="el-GR" w:eastAsia="el-GR"/>
-          <w14:ligatures w14:val="none"/>
-        </w:rPr>
-        <w:t>Bruce</w:t>
-      </w:r>
-      <w:proofErr w:type="spellEnd"/>
-      <w:r>
-        <w:rPr>
-          <w:rFonts w:ascii="Aptos" w:eastAsia="Times New Roman" w:hAnsi="Aptos" w:cs="Times New Roman"/>
-          <w:color w:val="000000"/>
-          <w:kern w:val="0"/>
-          <w:lang w:val="el-GR" w:eastAsia="el-GR"/>
-          <w14:ligatures w14:val="none"/>
-        </w:rPr>
-        <w:t xml:space="preserve"> </w:t>
-      </w:r>
-      <w:proofErr w:type="spellStart"/>
-      <w:r>
-        <w:rPr>
-          <w:rFonts w:ascii="Aptos" w:eastAsia="Times New Roman" w:hAnsi="Aptos" w:cs="Times New Roman"/>
-          <w:color w:val="000000"/>
-          <w:kern w:val="0"/>
-          <w:lang w:val="el-GR" w:eastAsia="el-GR"/>
-          <w14:ligatures w14:val="none"/>
-        </w:rPr>
-        <w:t>McLaren</w:t>
-      </w:r>
-      <w:proofErr w:type="spellEnd"/>
-      <w:r>
-        <w:rPr>
-          <w:rFonts w:ascii="Aptos" w:eastAsia="Times New Roman" w:hAnsi="Aptos" w:cs="Times New Roman"/>
-          <w:color w:val="000000"/>
-          <w:kern w:val="0"/>
-          <w:lang w:val="el-GR" w:eastAsia="el-GR"/>
-          <w14:ligatures w14:val="none"/>
-        </w:rPr>
-        <w:t xml:space="preserve"> και νίκη στις ΗΠΑ το 1959 22 ετών.</w:t>
+        <w:t>Είναι ακόμα ο νεότερος νικητής του Indy 500!</w:t>
+      </w:r>
+    </w:p>
+    <w:p>
+      <w:pPr>
+        <w:spacing w:after="0" w:line="240" w:lineRule="auto"/>
+        <w:rPr>
+          <w:rFonts w:ascii="Aptos" w:eastAsia="Times New Roman" w:hAnsi="Aptos" w:cs="Times New Roman"/>
+          <w:color w:val="000000"/>
+          <w:kern w:val="0"/>
+          <w:lang w:val="el-GR" w:eastAsia="el-GR"/>
+          <w14:ligatures w14:val="none"/>
+        </w:rPr>
+      </w:pPr>
+    </w:p>
+    <w:p>
+      <w:pPr>
+        <w:spacing w:after="0" w:line="240" w:lineRule="auto"/>
+        <w:rPr>
+          <w:rFonts w:ascii="Aptos" w:eastAsia="Times New Roman" w:hAnsi="Aptos" w:cs="Times New Roman"/>
+          <w:color w:val="000000"/>
+          <w:kern w:val="0"/>
+          <w:lang w:val="el-GR" w:eastAsia="el-GR"/>
+          <w14:ligatures w14:val="none"/>
+        </w:rPr>
+      </w:pPr>
+      <w:r>
+        <w:rPr>
+          <w:rFonts w:ascii="Aptos" w:eastAsia="Times New Roman" w:hAnsi="Aptos" w:cs="Times New Roman"/>
+          <w:color w:val="000000"/>
+          <w:kern w:val="0"/>
+          <w:lang w:val="el-GR" w:eastAsia="el-GR"/>
+          <w14:ligatures w14:val="none"/>
+        </w:rPr>
+        <w:t>Bruce McLaren και νίκη στις ΗΠΑ το 1959 22 ετών.</w:t>
       </w:r>
     </w:p>
     <w:p>
@@ -1484,29 +786,7 @@
           <w14:ligatures w14:val="none"/>
         </w:rPr>
         <w:lastRenderedPageBreak/>
-        <w:t xml:space="preserve"> Έγινε θρύλος όχι μόνο ως οδηγός αλλά και ως ιδρυτής της </w:t>
-      </w:r>
-      <w:proofErr w:type="spellStart"/>
-      <w:r>
-        <w:rPr>
-          <w:rFonts w:ascii="Aptos" w:eastAsia="Times New Roman" w:hAnsi="Aptos" w:cs="Times New Roman"/>
-          <w:color w:val="000000"/>
-          <w:kern w:val="0"/>
-          <w:lang w:val="el-GR" w:eastAsia="el-GR"/>
-          <w14:ligatures w14:val="none"/>
-        </w:rPr>
-        <w:t>McLaren</w:t>
-      </w:r>
-      <w:proofErr w:type="spellEnd"/>
-      <w:r>
-        <w:rPr>
-          <w:rFonts w:ascii="Aptos" w:eastAsia="Times New Roman" w:hAnsi="Aptos" w:cs="Times New Roman"/>
-          <w:color w:val="000000"/>
-          <w:kern w:val="0"/>
-          <w:lang w:val="el-GR" w:eastAsia="el-GR"/>
-          <w14:ligatures w14:val="none"/>
-        </w:rPr>
-        <w:t>.</w:t>
+        <w:t> Έγινε θρύλος όχι μόνο ως οδηγός αλλά και ως ιδρυτής της McLaren.</w:t>
       </w:r>
     </w:p>
     <w:p>
@@ -1562,217 +842,85 @@
           <w:lang w:val="el-GR" w:eastAsia="el-GR"/>
           <w14:ligatures w14:val="none"/>
         </w:rPr>
-        <w:t> </w:t>
-      </w:r>
-      <w:proofErr w:type="spellStart"/>
-      <w:r>
-        <w:rPr>
-          <w:rFonts w:ascii="Aptos" w:eastAsia="Times New Roman" w:hAnsi="Aptos" w:cs="Times New Roman"/>
-          <w:color w:val="000000"/>
-          <w:kern w:val="0"/>
-          <w:lang w:val="el-GR" w:eastAsia="el-GR"/>
-          <w14:ligatures w14:val="none"/>
-        </w:rPr>
-        <w:t>Lewis</w:t>
-      </w:r>
-      <w:proofErr w:type="spellEnd"/>
-      <w:r>
-        <w:rPr>
-          <w:rFonts w:ascii="Aptos" w:eastAsia="Times New Roman" w:hAnsi="Aptos" w:cs="Times New Roman"/>
-          <w:color w:val="000000"/>
-          <w:kern w:val="0"/>
-          <w:lang w:val="el-GR" w:eastAsia="el-GR"/>
-          <w14:ligatures w14:val="none"/>
-        </w:rPr>
-        <w:t xml:space="preserve"> </w:t>
-      </w:r>
-      <w:proofErr w:type="spellStart"/>
-      <w:r>
-        <w:rPr>
-          <w:rFonts w:ascii="Aptos" w:eastAsia="Times New Roman" w:hAnsi="Aptos" w:cs="Times New Roman"/>
-          <w:color w:val="000000"/>
-          <w:kern w:val="0"/>
-          <w:lang w:val="el-GR" w:eastAsia="el-GR"/>
-          <w14:ligatures w14:val="none"/>
-        </w:rPr>
-        <w:t>Hamilton</w:t>
-      </w:r>
-      <w:proofErr w:type="spellEnd"/>
-      <w:r>
-        <w:rPr>
-          <w:rFonts w:ascii="Aptos" w:eastAsia="Times New Roman" w:hAnsi="Aptos" w:cs="Times New Roman"/>
-          <w:color w:val="000000"/>
-          <w:kern w:val="0"/>
-          <w:lang w:val="el-GR" w:eastAsia="el-GR"/>
-          <w14:ligatures w14:val="none"/>
-        </w:rPr>
-        <w:t xml:space="preserve"> νίκη στον Καναδά το 2007 22 ετών.</w:t>
-      </w:r>
-    </w:p>
-    <w:p>
-      <w:pPr>
-        <w:spacing w:after="0" w:line="240" w:lineRule="auto"/>
-        <w:rPr>
-          <w:rFonts w:ascii="Aptos" w:eastAsia="Times New Roman" w:hAnsi="Aptos" w:cs="Times New Roman"/>
-          <w:color w:val="000000"/>
-          <w:kern w:val="0"/>
-          <w:lang w:val="el-GR" w:eastAsia="el-GR"/>
-          <w14:ligatures w14:val="none"/>
-        </w:rPr>
-      </w:pPr>
-      <w:r>
-        <w:rPr>
-          <w:rFonts w:ascii="Aptos" w:eastAsia="Times New Roman" w:hAnsi="Aptos" w:cs="Times New Roman"/>
-          <w:color w:val="000000"/>
-          <w:kern w:val="0"/>
-          <w:lang w:val="el-GR" w:eastAsia="el-GR"/>
-          <w14:ligatures w14:val="none"/>
-        </w:rPr>
-        <w:t xml:space="preserve">Ο </w:t>
-      </w:r>
-      <w:proofErr w:type="spellStart"/>
-      <w:r>
-        <w:rPr>
-          <w:rFonts w:ascii="Aptos" w:eastAsia="Times New Roman" w:hAnsi="Aptos" w:cs="Times New Roman"/>
-          <w:color w:val="000000"/>
-          <w:kern w:val="0"/>
-          <w:lang w:val="el-GR" w:eastAsia="el-GR"/>
-          <w14:ligatures w14:val="none"/>
-        </w:rPr>
-        <w:t>Hamilton</w:t>
-      </w:r>
-      <w:proofErr w:type="spellEnd"/>
-      <w:r>
-        <w:rPr>
-          <w:rFonts w:ascii="Aptos" w:eastAsia="Times New Roman" w:hAnsi="Aptos" w:cs="Times New Roman"/>
-          <w:color w:val="000000"/>
-          <w:kern w:val="0"/>
-          <w:lang w:val="el-GR" w:eastAsia="el-GR"/>
-          <w14:ligatures w14:val="none"/>
-        </w:rPr>
-        <w:t>  είναι 7 φορές παγκόσμιος πρωταθλητής και έσπασε σχεδόν κάθε ρεκόρ.</w:t>
-      </w:r>
-    </w:p>
-    <w:p>
-      <w:pPr>
-        <w:spacing w:after="0" w:line="240" w:lineRule="auto"/>
-        <w:rPr>
-          <w:rFonts w:ascii="Aptos" w:eastAsia="Times New Roman" w:hAnsi="Aptos" w:cs="Times New Roman"/>
-          <w:color w:val="000000"/>
-          <w:kern w:val="0"/>
-          <w:lang w:val="el-GR" w:eastAsia="el-GR"/>
-          <w14:ligatures w14:val="none"/>
-        </w:rPr>
-      </w:pPr>
-      <w:r>
-        <w:rPr>
-          <w:rFonts w:ascii="Aptos" w:eastAsia="Times New Roman" w:hAnsi="Aptos" w:cs="Times New Roman"/>
-          <w:color w:val="000000"/>
-          <w:kern w:val="0"/>
-          <w:lang w:val="el-GR" w:eastAsia="el-GR"/>
-          <w14:ligatures w14:val="none"/>
-        </w:rPr>
-        <w:t xml:space="preserve">Στην </w:t>
-      </w:r>
-      <w:proofErr w:type="spellStart"/>
-      <w:r>
-        <w:rPr>
-          <w:rFonts w:ascii="Aptos" w:eastAsia="Times New Roman" w:hAnsi="Aptos" w:cs="Times New Roman"/>
-          <w:color w:val="000000"/>
-          <w:kern w:val="0"/>
-          <w:lang w:val="el-GR" w:eastAsia="el-GR"/>
-          <w14:ligatures w14:val="none"/>
-        </w:rPr>
-        <w:t>rookie</w:t>
-      </w:r>
-      <w:proofErr w:type="spellEnd"/>
-      <w:r>
-        <w:rPr>
-          <w:rFonts w:ascii="Aptos" w:eastAsia="Times New Roman" w:hAnsi="Aptos" w:cs="Times New Roman"/>
-          <w:color w:val="000000"/>
-          <w:kern w:val="0"/>
-          <w:lang w:val="el-GR" w:eastAsia="el-GR"/>
-          <w14:ligatures w14:val="none"/>
-        </w:rPr>
-        <w:t xml:space="preserve"> σεζόν του διεκδίκησε τον τίτλο μέχρι τον τελευταίο αγώνα!</w:t>
-      </w:r>
-    </w:p>
-    <w:p>
-      <w:pPr>
-        <w:spacing w:after="0" w:line="240" w:lineRule="auto"/>
-        <w:rPr>
-          <w:rFonts w:ascii="Aptos" w:eastAsia="Times New Roman" w:hAnsi="Aptos" w:cs="Times New Roman"/>
-          <w:color w:val="000000"/>
-          <w:kern w:val="0"/>
-          <w:lang w:val="el-GR" w:eastAsia="el-GR"/>
-          <w14:ligatures w14:val="none"/>
-        </w:rPr>
-      </w:pPr>
-    </w:p>
-    <w:p>
-      <w:pPr>
-        <w:spacing w:after="0" w:line="240" w:lineRule="auto"/>
-        <w:rPr>
-          <w:rFonts w:ascii="Aptos" w:eastAsia="Times New Roman" w:hAnsi="Aptos" w:cs="Times New Roman"/>
-          <w:color w:val="000000"/>
-          <w:kern w:val="0"/>
-          <w:lang w:val="el-GR" w:eastAsia="el-GR"/>
-          <w14:ligatures w14:val="none"/>
-        </w:rPr>
-      </w:pPr>
-      <w:r>
-        <w:rPr>
-          <w:rFonts w:ascii="Aptos" w:eastAsia="Times New Roman" w:hAnsi="Aptos" w:cs="Times New Roman"/>
-          <w:color w:val="000000"/>
-          <w:kern w:val="0"/>
-          <w:lang w:val="el-GR" w:eastAsia="el-GR"/>
-          <w14:ligatures w14:val="none"/>
-        </w:rPr>
-        <w:t> </w:t>
-      </w:r>
-      <w:proofErr w:type="spellStart"/>
-      <w:r>
-        <w:rPr>
-          <w:rFonts w:ascii="Aptos" w:eastAsia="Times New Roman" w:hAnsi="Aptos" w:cs="Times New Roman"/>
-          <w:color w:val="000000"/>
-          <w:kern w:val="0"/>
-          <w:lang w:val="el-GR" w:eastAsia="el-GR"/>
-          <w14:ligatures w14:val="none"/>
-        </w:rPr>
-        <w:t>Oscar</w:t>
-      </w:r>
-      <w:proofErr w:type="spellEnd"/>
-      <w:r>
-        <w:rPr>
-          <w:rFonts w:ascii="Aptos" w:eastAsia="Times New Roman" w:hAnsi="Aptos" w:cs="Times New Roman"/>
-          <w:color w:val="000000"/>
-          <w:kern w:val="0"/>
-          <w:lang w:val="el-GR" w:eastAsia="el-GR"/>
-          <w14:ligatures w14:val="none"/>
-        </w:rPr>
-        <w:t xml:space="preserve"> </w:t>
-      </w:r>
-      <w:proofErr w:type="spellStart"/>
-      <w:r>
-        <w:rPr>
-          <w:rFonts w:ascii="Aptos" w:eastAsia="Times New Roman" w:hAnsi="Aptos" w:cs="Times New Roman"/>
-          <w:color w:val="000000"/>
-          <w:kern w:val="0"/>
-          <w:lang w:val="el-GR" w:eastAsia="el-GR"/>
-          <w14:ligatures w14:val="none"/>
-        </w:rPr>
-        <w:t>Piastri</w:t>
-      </w:r>
-      <w:proofErr w:type="spellEnd"/>
-      <w:r>
-        <w:rPr>
-          <w:rFonts w:ascii="Aptos" w:eastAsia="Times New Roman" w:hAnsi="Aptos" w:cs="Times New Roman"/>
-          <w:color w:val="000000"/>
-          <w:kern w:val="0"/>
-          <w:lang w:val="el-GR" w:eastAsia="el-GR"/>
-          <w14:ligatures w14:val="none"/>
-        </w:rPr>
-        <w:t xml:space="preserve"> και νίκη στην  Ουγγαρία το  2024 23 ετών.</w:t>
+        <w:t> Lewis Hamilton νίκη στον Καναδά το 2007 22 ετών.</w:t>
+      </w:r>
+    </w:p>
+    <w:p>
+      <w:pPr>
+        <w:spacing w:after="0" w:line="240" w:lineRule="auto"/>
+        <w:rPr>
+          <w:rFonts w:ascii="Aptos" w:eastAsia="Times New Roman" w:hAnsi="Aptos" w:cs="Times New Roman"/>
+          <w:color w:val="000000"/>
+          <w:kern w:val="0"/>
+          <w:lang w:val="el-GR" w:eastAsia="el-GR"/>
+          <w14:ligatures w14:val="none"/>
+        </w:rPr>
+      </w:pPr>
+      <w:r>
+        <w:rPr>
+          <w:rFonts w:ascii="Aptos" w:eastAsia="Times New Roman" w:hAnsi="Aptos" w:cs="Times New Roman"/>
+          <w:color w:val="000000"/>
+          <w:kern w:val="0"/>
+          <w:lang w:val="el-GR" w:eastAsia="el-GR"/>
+          <w14:ligatures w14:val="none"/>
+        </w:rPr>
+        <w:t>Ο Hamilton  είναι 7 φορές παγκόσμιος πρωταθλητής και έσπασε σχεδόν κάθε ρεκόρ.</w:t>
+      </w:r>
+    </w:p>
+    <w:p>
+      <w:pPr>
+        <w:spacing w:after="0" w:line="240" w:lineRule="auto"/>
+        <w:rPr>
+          <w:rFonts w:ascii="Aptos" w:eastAsia="Times New Roman" w:hAnsi="Aptos" w:cs="Times New Roman"/>
+          <w:color w:val="000000"/>
+          <w:kern w:val="0"/>
+          <w:lang w:val="el-GR" w:eastAsia="el-GR"/>
+          <w14:ligatures w14:val="none"/>
+        </w:rPr>
+      </w:pPr>
+      <w:r>
+        <w:rPr>
+          <w:rFonts w:ascii="Aptos" w:eastAsia="Times New Roman" w:hAnsi="Aptos" w:cs="Times New Roman"/>
+          <w:color w:val="000000"/>
+          <w:kern w:val="0"/>
+          <w:lang w:val="el-GR" w:eastAsia="el-GR"/>
+          <w14:ligatures w14:val="none"/>
+        </w:rPr>
+        <w:t>Στην rookie σεζόν του διεκδίκησε τον τίτλο μέχρι τον τελευταίο αγώνα!</w:t>
+      </w:r>
+    </w:p>
+    <w:p>
+      <w:pPr>
+        <w:spacing w:after="0" w:line="240" w:lineRule="auto"/>
+        <w:rPr>
+          <w:rFonts w:ascii="Aptos" w:eastAsia="Times New Roman" w:hAnsi="Aptos" w:cs="Times New Roman"/>
+          <w:color w:val="000000"/>
+          <w:kern w:val="0"/>
+          <w:lang w:val="el-GR" w:eastAsia="el-GR"/>
+          <w14:ligatures w14:val="none"/>
+        </w:rPr>
+      </w:pPr>
+    </w:p>
+    <w:p>
+      <w:pPr>
+        <w:spacing w:after="0" w:line="240" w:lineRule="auto"/>
+        <w:rPr>
+          <w:rFonts w:ascii="Aptos" w:eastAsia="Times New Roman" w:hAnsi="Aptos" w:cs="Times New Roman"/>
+          <w:color w:val="000000"/>
+          <w:kern w:val="0"/>
+          <w:lang w:val="el-GR" w:eastAsia="el-GR"/>
+          <w14:ligatures w14:val="none"/>
+        </w:rPr>
+      </w:pPr>
+      <w:r>
+        <w:rPr>
+          <w:rFonts w:ascii="Aptos" w:eastAsia="Times New Roman" w:hAnsi="Aptos" w:cs="Times New Roman"/>
+          <w:color w:val="000000"/>
+          <w:kern w:val="0"/>
+          <w:lang w:val="el-GR" w:eastAsia="el-GR"/>
+          <w14:ligatures w14:val="none"/>
+        </w:rPr>
+        <w:t> Oscar Piastri και νίκη στην  Ουγγαρία το  2024 23 ετών.</w:t>
       </w:r>
     </w:p>
     <w:p>
@@ -1816,185 +964,85 @@
           <w:lang w:val="el-GR" w:eastAsia="el-GR"/>
           <w14:ligatures w14:val="none"/>
         </w:rPr>
-        <w:t xml:space="preserve">Έγινε πρωταθλητής σε F3 και F2 </w:t>
-      </w:r>
-      <w:proofErr w:type="spellStart"/>
-      <w:r>
-        <w:rPr>
-          <w:rFonts w:ascii="Aptos" w:eastAsia="Times New Roman" w:hAnsi="Aptos" w:cs="Times New Roman"/>
-          <w:color w:val="000000"/>
-          <w:kern w:val="0"/>
-          <w:lang w:val="el-GR" w:eastAsia="el-GR"/>
-          <w14:ligatures w14:val="none"/>
-        </w:rPr>
-        <w:t>back-to-back</w:t>
-      </w:r>
-      <w:proofErr w:type="spellEnd"/>
-      <w:r>
-        <w:rPr>
-          <w:rFonts w:ascii="Aptos" w:eastAsia="Times New Roman" w:hAnsi="Aptos" w:cs="Times New Roman"/>
-          <w:color w:val="000000"/>
-          <w:kern w:val="0"/>
-          <w:lang w:val="el-GR" w:eastAsia="el-GR"/>
-          <w14:ligatures w14:val="none"/>
-        </w:rPr>
-        <w:t xml:space="preserve"> πριν φτάσει στη F1.</w:t>
-      </w:r>
-    </w:p>
-    <w:p>
-      <w:pPr>
-        <w:spacing w:after="0" w:line="240" w:lineRule="auto"/>
-        <w:rPr>
-          <w:rFonts w:ascii="Aptos" w:eastAsia="Times New Roman" w:hAnsi="Aptos" w:cs="Times New Roman"/>
-          <w:color w:val="000000"/>
-          <w:kern w:val="0"/>
-          <w:lang w:val="el-GR" w:eastAsia="el-GR"/>
-          <w14:ligatures w14:val="none"/>
-        </w:rPr>
-      </w:pPr>
-    </w:p>
-    <w:p>
-      <w:pPr>
-        <w:spacing w:after="0" w:line="240" w:lineRule="auto"/>
-        <w:rPr>
-          <w:rFonts w:ascii="Aptos" w:eastAsia="Times New Roman" w:hAnsi="Aptos" w:cs="Times New Roman"/>
-          <w:color w:val="000000"/>
-          <w:kern w:val="0"/>
-          <w:lang w:val="el-GR" w:eastAsia="el-GR"/>
-          <w14:ligatures w14:val="none"/>
-        </w:rPr>
-      </w:pPr>
-      <w:proofErr w:type="spellStart"/>
-      <w:r>
-        <w:rPr>
-          <w:rFonts w:ascii="Aptos" w:eastAsia="Times New Roman" w:hAnsi="Aptos" w:cs="Times New Roman"/>
-          <w:color w:val="000000"/>
-          <w:kern w:val="0"/>
-          <w:lang w:val="el-GR" w:eastAsia="el-GR"/>
-          <w14:ligatures w14:val="none"/>
-        </w:rPr>
-        <w:t>Kimi</w:t>
-      </w:r>
-      <w:proofErr w:type="spellEnd"/>
-      <w:r>
-        <w:rPr>
-          <w:rFonts w:ascii="Aptos" w:eastAsia="Times New Roman" w:hAnsi="Aptos" w:cs="Times New Roman"/>
-          <w:color w:val="000000"/>
-          <w:kern w:val="0"/>
-          <w:lang w:val="el-GR" w:eastAsia="el-GR"/>
-          <w14:ligatures w14:val="none"/>
-        </w:rPr>
-        <w:t xml:space="preserve"> </w:t>
-      </w:r>
-      <w:proofErr w:type="spellStart"/>
-      <w:r>
-        <w:rPr>
-          <w:rFonts w:ascii="Aptos" w:eastAsia="Times New Roman" w:hAnsi="Aptos" w:cs="Times New Roman"/>
-          <w:color w:val="000000"/>
-          <w:kern w:val="0"/>
-          <w:lang w:val="el-GR" w:eastAsia="el-GR"/>
-          <w14:ligatures w14:val="none"/>
-        </w:rPr>
-        <w:t>Räikkönen</w:t>
-      </w:r>
-      <w:proofErr w:type="spellEnd"/>
-      <w:r>
-        <w:rPr>
-          <w:rFonts w:ascii="Aptos" w:eastAsia="Times New Roman" w:hAnsi="Aptos" w:cs="Times New Roman"/>
-          <w:color w:val="000000"/>
-          <w:kern w:val="0"/>
-          <w:lang w:val="el-GR" w:eastAsia="el-GR"/>
-          <w14:ligatures w14:val="none"/>
-        </w:rPr>
-        <w:t xml:space="preserve"> νίκη στη Μαλαισία το 2003 23 ετών.</w:t>
-      </w:r>
-    </w:p>
-    <w:p>
-      <w:pPr>
-        <w:spacing w:after="0" w:line="240" w:lineRule="auto"/>
-        <w:rPr>
-          <w:rFonts w:ascii="Aptos" w:eastAsia="Times New Roman" w:hAnsi="Aptos" w:cs="Times New Roman"/>
-          <w:color w:val="000000"/>
-          <w:kern w:val="0"/>
-          <w:lang w:val="el-GR" w:eastAsia="el-GR"/>
-          <w14:ligatures w14:val="none"/>
-        </w:rPr>
-      </w:pPr>
-      <w:r>
-        <w:rPr>
-          <w:rFonts w:ascii="Aptos" w:eastAsia="Times New Roman" w:hAnsi="Aptos" w:cs="Times New Roman"/>
-          <w:color w:val="000000"/>
-          <w:kern w:val="0"/>
-          <w:lang w:val="el-GR" w:eastAsia="el-GR"/>
-          <w14:ligatures w14:val="none"/>
-        </w:rPr>
-        <w:t xml:space="preserve"> Παγκόσμιος πρωταθλητής 2007 με την </w:t>
-      </w:r>
-      <w:proofErr w:type="spellStart"/>
-      <w:r>
-        <w:rPr>
-          <w:rFonts w:ascii="Aptos" w:eastAsia="Times New Roman" w:hAnsi="Aptos" w:cs="Times New Roman"/>
-          <w:color w:val="000000"/>
-          <w:kern w:val="0"/>
-          <w:lang w:val="el-GR" w:eastAsia="el-GR"/>
-          <w14:ligatures w14:val="none"/>
-        </w:rPr>
-        <w:t>Ferrari</w:t>
-      </w:r>
-      <w:proofErr w:type="spellEnd"/>
-      <w:r>
-        <w:rPr>
-          <w:rFonts w:ascii="Aptos" w:eastAsia="Times New Roman" w:hAnsi="Aptos" w:cs="Times New Roman"/>
-          <w:color w:val="000000"/>
-          <w:kern w:val="0"/>
-          <w:lang w:val="el-GR" w:eastAsia="el-GR"/>
-          <w14:ligatures w14:val="none"/>
-        </w:rPr>
-        <w:t>.</w:t>
-      </w:r>
-    </w:p>
-    <w:p>
-      <w:pPr>
-        <w:spacing w:after="0" w:line="240" w:lineRule="auto"/>
-        <w:rPr>
-          <w:rFonts w:ascii="Aptos" w:eastAsia="Times New Roman" w:hAnsi="Aptos" w:cs="Times New Roman"/>
-          <w:color w:val="000000"/>
-          <w:kern w:val="0"/>
-          <w:lang w:val="el-GR" w:eastAsia="el-GR"/>
-          <w14:ligatures w14:val="none"/>
-        </w:rPr>
-      </w:pPr>
-      <w:r>
-        <w:rPr>
-          <w:rFonts w:ascii="Aptos" w:eastAsia="Times New Roman" w:hAnsi="Aptos" w:cs="Times New Roman"/>
-          <w:color w:val="000000"/>
-          <w:kern w:val="0"/>
-          <w:lang w:val="el-GR" w:eastAsia="el-GR"/>
-          <w14:ligatures w14:val="none"/>
-        </w:rPr>
-        <w:t xml:space="preserve">Μπήκε στην F1 με ελάχιστη εμπειρία  και έγινε από τους </w:t>
-      </w:r>
-      <w:proofErr w:type="spellStart"/>
-      <w:r>
-        <w:rPr>
-          <w:rFonts w:ascii="Aptos" w:eastAsia="Times New Roman" w:hAnsi="Aptos" w:cs="Times New Roman"/>
-          <w:color w:val="000000"/>
-          <w:kern w:val="0"/>
-          <w:lang w:val="el-GR" w:eastAsia="el-GR"/>
-          <w14:ligatures w14:val="none"/>
-        </w:rPr>
-        <w:t>legend</w:t>
-      </w:r>
-      <w:proofErr w:type="spellEnd"/>
-      <w:r>
-        <w:rPr>
-          <w:rFonts w:ascii="Aptos" w:eastAsia="Times New Roman" w:hAnsi="Aptos" w:cs="Times New Roman"/>
-          <w:color w:val="000000"/>
-          <w:kern w:val="0"/>
-          <w:lang w:val="el-GR" w:eastAsia="el-GR"/>
-          <w14:ligatures w14:val="none"/>
-        </w:rPr>
-        <w:t xml:space="preserve"> του σπορ.</w:t>
+        <w:t>Έγινε πρωταθλητής σε F3 και F2 back-to-back πριν φτάσει στη F1.</w:t>
+      </w:r>
+    </w:p>
+    <w:p>
+      <w:pPr>
+        <w:spacing w:after="0" w:line="240" w:lineRule="auto"/>
+        <w:rPr>
+          <w:rFonts w:ascii="Aptos" w:eastAsia="Times New Roman" w:hAnsi="Aptos" w:cs="Times New Roman"/>
+          <w:color w:val="000000"/>
+          <w:kern w:val="0"/>
+          <w:lang w:val="el-GR" w:eastAsia="el-GR"/>
+          <w14:ligatures w14:val="none"/>
+        </w:rPr>
+      </w:pPr>
+    </w:p>
+    <w:p>
+      <w:pPr>
+        <w:spacing w:after="0" w:line="240" w:lineRule="auto"/>
+        <w:rPr>
+          <w:rFonts w:ascii="Aptos" w:eastAsia="Times New Roman" w:hAnsi="Aptos" w:cs="Times New Roman"/>
+          <w:color w:val="000000"/>
+          <w:kern w:val="0"/>
+          <w:lang w:val="el-GR" w:eastAsia="el-GR"/>
+          <w14:ligatures w14:val="none"/>
+        </w:rPr>
+      </w:pPr>
+      <w:r>
+        <w:rPr>
+          <w:rFonts w:ascii="Aptos" w:eastAsia="Times New Roman" w:hAnsi="Aptos" w:cs="Times New Roman"/>
+          <w:color w:val="000000"/>
+          <w:kern w:val="0"/>
+          <w:lang w:val="el-GR" w:eastAsia="el-GR"/>
+          <w14:ligatures w14:val="none"/>
+        </w:rPr>
+        <w:t>Kimi Räikkönen νίκη στη Μαλαισία το 2003 23 ετών.</w:t>
+      </w:r>
+    </w:p>
+    <w:p>
+      <w:pPr>
+        <w:spacing w:after="0" w:line="240" w:lineRule="auto"/>
+        <w:rPr>
+          <w:rFonts w:ascii="Aptos" w:eastAsia="Times New Roman" w:hAnsi="Aptos" w:cs="Times New Roman"/>
+          <w:color w:val="000000"/>
+          <w:kern w:val="0"/>
+          <w:lang w:val="el-GR" w:eastAsia="el-GR"/>
+          <w14:ligatures w14:val="none"/>
+        </w:rPr>
+      </w:pPr>
+      <w:r>
+        <w:rPr>
+          <w:rFonts w:ascii="Aptos" w:eastAsia="Times New Roman" w:hAnsi="Aptos" w:cs="Times New Roman"/>
+          <w:color w:val="000000"/>
+          <w:kern w:val="0"/>
+          <w:lang w:val="el-GR" w:eastAsia="el-GR"/>
+          <w14:ligatures w14:val="none"/>
+        </w:rPr>
+        <w:t> Παγκόσμιος πρωταθλητής 2007 με την Ferrari.</w:t>
+      </w:r>
+    </w:p>
+    <w:p>
+      <w:pPr>
+        <w:spacing w:after="0" w:line="240" w:lineRule="auto"/>
+        <w:rPr>
+          <w:rFonts w:ascii="Aptos" w:eastAsia="Times New Roman" w:hAnsi="Aptos" w:cs="Times New Roman"/>
+          <w:color w:val="000000"/>
+          <w:kern w:val="0"/>
+          <w:lang w:val="el-GR" w:eastAsia="el-GR"/>
+          <w14:ligatures w14:val="none"/>
+        </w:rPr>
+      </w:pPr>
+      <w:r>
+        <w:rPr>
+          <w:rFonts w:ascii="Aptos" w:eastAsia="Times New Roman" w:hAnsi="Aptos" w:cs="Times New Roman"/>
+          <w:color w:val="000000"/>
+          <w:kern w:val="0"/>
+          <w:lang w:val="el-GR" w:eastAsia="el-GR"/>
+          <w14:ligatures w14:val="none"/>
+        </w:rPr>
+        <w:t>Μπήκε στην F1 με ελάχιστη εμπειρία  και έγινε από τους legend του σπορ.</w:t>
       </w:r>
     </w:p>
     <w:p>
@@ -2050,183 +1098,29 @@
           <w:lang w:val="el-GR" w:eastAsia="el-GR"/>
           <w14:ligatures w14:val="none"/>
         </w:rPr>
-        <w:t xml:space="preserve">Ενώ βλέπουμε ότι η Red </w:t>
-      </w:r>
-      <w:proofErr w:type="spellStart"/>
-      <w:r>
-        <w:rPr>
-          <w:rFonts w:ascii="Aptos" w:eastAsia="Times New Roman" w:hAnsi="Aptos" w:cs="Times New Roman"/>
-          <w:color w:val="000000"/>
-          <w:kern w:val="0"/>
-          <w:lang w:val="el-GR" w:eastAsia="el-GR"/>
-          <w14:ligatures w14:val="none"/>
-        </w:rPr>
-        <w:t>Bull</w:t>
-      </w:r>
-      <w:proofErr w:type="spellEnd"/>
-      <w:r>
-        <w:rPr>
-          <w:rFonts w:ascii="Aptos" w:eastAsia="Times New Roman" w:hAnsi="Aptos" w:cs="Times New Roman"/>
-          <w:color w:val="000000"/>
-          <w:kern w:val="0"/>
-          <w:lang w:val="el-GR" w:eastAsia="el-GR"/>
-          <w14:ligatures w14:val="none"/>
-        </w:rPr>
-        <w:t xml:space="preserve"> (</w:t>
-      </w:r>
-      <w:proofErr w:type="spellStart"/>
-      <w:r>
-        <w:rPr>
-          <w:rFonts w:ascii="Aptos" w:eastAsia="Times New Roman" w:hAnsi="Aptos" w:cs="Times New Roman"/>
-          <w:color w:val="000000"/>
-          <w:kern w:val="0"/>
-          <w:lang w:val="el-GR" w:eastAsia="el-GR"/>
-          <w14:ligatures w14:val="none"/>
-        </w:rPr>
-        <w:t>Verstappen</w:t>
-      </w:r>
-      <w:proofErr w:type="spellEnd"/>
-      <w:r>
-        <w:rPr>
-          <w:rFonts w:ascii="Aptos" w:eastAsia="Times New Roman" w:hAnsi="Aptos" w:cs="Times New Roman"/>
-          <w:color w:val="000000"/>
-          <w:kern w:val="0"/>
-          <w:lang w:val="el-GR" w:eastAsia="el-GR"/>
-          <w14:ligatures w14:val="none"/>
-        </w:rPr>
-        <w:t xml:space="preserve">, </w:t>
-      </w:r>
-      <w:proofErr w:type="spellStart"/>
-      <w:r>
-        <w:rPr>
-          <w:rFonts w:ascii="Aptos" w:eastAsia="Times New Roman" w:hAnsi="Aptos" w:cs="Times New Roman"/>
-          <w:color w:val="000000"/>
-          <w:kern w:val="0"/>
-          <w:lang w:val="el-GR" w:eastAsia="el-GR"/>
-          <w14:ligatures w14:val="none"/>
-        </w:rPr>
-        <w:t>Vettel</w:t>
-      </w:r>
-      <w:proofErr w:type="spellEnd"/>
-      <w:r>
-        <w:rPr>
-          <w:rFonts w:ascii="Aptos" w:eastAsia="Times New Roman" w:hAnsi="Aptos" w:cs="Times New Roman"/>
-          <w:color w:val="000000"/>
-          <w:kern w:val="0"/>
-          <w:lang w:val="el-GR" w:eastAsia="el-GR"/>
-          <w14:ligatures w14:val="none"/>
-        </w:rPr>
-        <w:t>) έχει ιστορία στο να δίνει ευκαιρίες σε νέους, η και να τους αφαιρεί αλλά αυτό είναι άλλη ιστορία.</w:t>
-      </w:r>
-    </w:p>
-    <w:p>
-      <w:pPr>
-        <w:spacing w:after="0" w:line="240" w:lineRule="auto"/>
-        <w:rPr>
-          <w:rFonts w:ascii="Aptos" w:eastAsia="Times New Roman" w:hAnsi="Aptos" w:cs="Times New Roman"/>
-          <w:color w:val="000000"/>
-          <w:kern w:val="0"/>
-          <w:lang w:val="el-GR" w:eastAsia="el-GR"/>
-          <w14:ligatures w14:val="none"/>
-        </w:rPr>
-      </w:pPr>
-      <w:r>
-        <w:rPr>
-          <w:rFonts w:ascii="Aptos" w:eastAsia="Times New Roman" w:hAnsi="Aptos" w:cs="Times New Roman"/>
-          <w:color w:val="000000"/>
-          <w:kern w:val="0"/>
-          <w:lang w:val="el-GR" w:eastAsia="el-GR"/>
-          <w14:ligatures w14:val="none"/>
-        </w:rPr>
-        <w:t>Η 2 τελευταίες  γενιά (</w:t>
-      </w:r>
-      <w:proofErr w:type="spellStart"/>
-      <w:r>
-        <w:rPr>
-          <w:rFonts w:ascii="Aptos" w:eastAsia="Times New Roman" w:hAnsi="Aptos" w:cs="Times New Roman"/>
-          <w:color w:val="000000"/>
-          <w:kern w:val="0"/>
-          <w:lang w:val="el-GR" w:eastAsia="el-GR"/>
-          <w14:ligatures w14:val="none"/>
-        </w:rPr>
-        <w:t>Verstappen</w:t>
-      </w:r>
-      <w:proofErr w:type="spellEnd"/>
-      <w:r>
-        <w:rPr>
-          <w:rFonts w:ascii="Aptos" w:eastAsia="Times New Roman" w:hAnsi="Aptos" w:cs="Times New Roman"/>
-          <w:color w:val="000000"/>
-          <w:kern w:val="0"/>
-          <w:lang w:val="el-GR" w:eastAsia="el-GR"/>
-          <w14:ligatures w14:val="none"/>
-        </w:rPr>
-        <w:t xml:space="preserve">, </w:t>
-      </w:r>
-      <w:proofErr w:type="spellStart"/>
-      <w:r>
-        <w:rPr>
-          <w:rFonts w:ascii="Aptos" w:eastAsia="Times New Roman" w:hAnsi="Aptos" w:cs="Times New Roman"/>
-          <w:color w:val="000000"/>
-          <w:kern w:val="0"/>
-          <w:lang w:val="el-GR" w:eastAsia="el-GR"/>
-          <w14:ligatures w14:val="none"/>
-        </w:rPr>
-        <w:t>Piastri</w:t>
-      </w:r>
-      <w:proofErr w:type="spellEnd"/>
-      <w:r>
-        <w:rPr>
-          <w:rFonts w:ascii="Aptos" w:eastAsia="Times New Roman" w:hAnsi="Aptos" w:cs="Times New Roman"/>
-          <w:color w:val="000000"/>
-          <w:kern w:val="0"/>
-          <w:lang w:val="el-GR" w:eastAsia="el-GR"/>
-          <w14:ligatures w14:val="none"/>
-        </w:rPr>
-        <w:t xml:space="preserve">, </w:t>
-      </w:r>
-      <w:proofErr w:type="spellStart"/>
-      <w:r>
-        <w:rPr>
-          <w:rFonts w:ascii="Aptos" w:eastAsia="Times New Roman" w:hAnsi="Aptos" w:cs="Times New Roman"/>
-          <w:color w:val="000000"/>
-          <w:kern w:val="0"/>
-          <w:lang w:val="el-GR" w:eastAsia="el-GR"/>
-          <w14:ligatures w14:val="none"/>
-        </w:rPr>
-        <w:t>Antonelli</w:t>
-      </w:r>
-      <w:proofErr w:type="spellEnd"/>
-      <w:r>
-        <w:rPr>
-          <w:rFonts w:ascii="Aptos" w:eastAsia="Times New Roman" w:hAnsi="Aptos" w:cs="Times New Roman"/>
-          <w:color w:val="000000"/>
-          <w:kern w:val="0"/>
-          <w:lang w:val="el-GR" w:eastAsia="el-GR"/>
-          <w14:ligatures w14:val="none"/>
-        </w:rPr>
-        <w:t xml:space="preserve">, </w:t>
-      </w:r>
-      <w:proofErr w:type="spellStart"/>
-      <w:r>
-        <w:rPr>
-          <w:rFonts w:ascii="Aptos" w:eastAsia="Times New Roman" w:hAnsi="Aptos" w:cs="Times New Roman"/>
-          <w:color w:val="000000"/>
-          <w:kern w:val="0"/>
-          <w:lang w:val="el-GR" w:eastAsia="el-GR"/>
-          <w14:ligatures w14:val="none"/>
-        </w:rPr>
-        <w:t>Leclerc</w:t>
-      </w:r>
-      <w:proofErr w:type="spellEnd"/>
-      <w:r>
-        <w:rPr>
-          <w:rFonts w:ascii="Aptos" w:eastAsia="Times New Roman" w:hAnsi="Aptos" w:cs="Times New Roman"/>
-          <w:color w:val="000000"/>
-          <w:kern w:val="0"/>
-          <w:lang w:val="el-GR" w:eastAsia="el-GR"/>
-          <w14:ligatures w14:val="none"/>
-        </w:rPr>
-        <w:t>) δείχνει ότι το μέλλον είναι ήδη εδώ ώστε να μας δώσει μεγάλες μάχες και στιγμές.</w:t>
+        <w:t>Ενώ βλέπουμε ότι η Red Bull (Verstappen, Vettel) έχει ιστορία στο να δίνει ευκαιρίες σε νέους, η και να τους αφαιρεί αλλά αυτό είναι άλλη ιστορία.</w:t>
+      </w:r>
+    </w:p>
+    <w:p>
+      <w:pPr>
+        <w:spacing w:after="0" w:line="240" w:lineRule="auto"/>
+        <w:rPr>
+          <w:rFonts w:ascii="Aptos" w:eastAsia="Times New Roman" w:hAnsi="Aptos" w:cs="Times New Roman"/>
+          <w:color w:val="000000"/>
+          <w:kern w:val="0"/>
+          <w:lang w:val="el-GR" w:eastAsia="el-GR"/>
+          <w14:ligatures w14:val="none"/>
+        </w:rPr>
+      </w:pPr>
+      <w:r>
+        <w:rPr>
+          <w:rFonts w:ascii="Aptos" w:eastAsia="Times New Roman" w:hAnsi="Aptos" w:cs="Times New Roman"/>
+          <w:color w:val="000000"/>
+          <w:kern w:val="0"/>
+          <w:lang w:val="el-GR" w:eastAsia="el-GR"/>
+          <w14:ligatures w14:val="none"/>
+        </w:rPr>
+        <w:t>Η 2 τελευταίες  γενιά (Verstappen, Piastri, Antonelli, Leclerc) δείχνει ότι το μέλλον είναι ήδη εδώ ώστε να μας δώσει μεγάλες μάχες και στιγμές.</w:t>
       </w:r>
     </w:p>
     <w:p>
